--- a/hin/docx/024.content.docx
+++ b/hin/docx/024.content.docx
@@ -19,7 +19,7 @@
         <w:rPr>
           <w:lang w:val="hi_IN" w:bidi="hi_IN"/>
         </w:rPr>
-        <w:t>Resource: Tyndale Open Study Notes</w:t>
+        <w:t>Resource: Aquifer Open Study Notes (Profiles)</w:t>
       </w:r>
       <w:r>
         <w:rPr>
@@ -112,7 +112,7 @@
         <w:rPr>
           <w:lang w:val="hi_IN" w:bidi="hi_IN"/>
         </w:rPr>
-        <w:t>Tyndale Open Study Notes</w:t>
+        <w:t>Aquifer Open Study Notes (Profiles)</w:t>
       </w:r>
     </w:p>
     <w:p>

--- a/hin/docx/024.content.docx
+++ b/hin/docx/024.content.docx
@@ -233,36 +233,24 @@
         </w:rPr>
         <w:t>सदूकी लोगों का दल, याजकों और उनके परिवारों से बना एक महत्वपूर्ण यहूदी दल था। वे फरीसियों, एक अन्य यहूदी समूह, से भिन्न थे क्योंकि फरीसी सामान्य ("अयाजकीय") लोग थे जो याजक नहीं थे। वे सम्भवतः यरूशलेम के पास रहते थे और मन्दिर प्रणाली पर नियंत्रण रखते थे (</w:t>
       </w:r>
-      <w:hyperlink r:id="rId13">
-        <w:r>
-          <w:rPr>
-            <w:lang w:val="hi_IN" w:bidi="hi_IN"/>
-          </w:rPr>
-          <w:rPr>
-            <w:color w:val="0000EE"/>
-            <w:u w:val="single"/>
-          </w:rPr>
-          <w:t>प्रेरि 4:1–2</w:t>
-        </w:r>
-      </w:hyperlink>
+      <w:r>
+        <w:rPr>
+          <w:lang w:val="hi_IN" w:bidi="hi_IN"/>
+        </w:rPr>
+        <w:t>प्रेरि 4:1–2</w:t>
+      </w:r>
       <w:r>
         <w:rPr>
           <w:lang w:val="hi_IN" w:bidi="hi_IN"/>
         </w:rPr>
         <w:t xml:space="preserve">; </w:t>
       </w:r>
-      <w:hyperlink r:id="rId14">
-        <w:r>
-          <w:rPr>
-            <w:lang w:val="hi_IN" w:bidi="hi_IN"/>
-          </w:rPr>
-          <w:rPr>
-            <w:color w:val="0000EE"/>
-            <w:u w:val="single"/>
-          </w:rPr>
-          <w:t>5:17</w:t>
-        </w:r>
-      </w:hyperlink>
+      <w:r>
+        <w:rPr>
+          <w:lang w:val="hi_IN" w:bidi="hi_IN"/>
+        </w:rPr>
+        <w:t>5:17</w:t>
+      </w:r>
       <w:r>
         <w:rPr>
           <w:lang w:val="hi_IN" w:bidi="hi_IN"/>
@@ -342,72 +330,48 @@
         </w:rPr>
         <w:t xml:space="preserve"> से आया है, जो राजा दाऊद और राजा सुलैमान के शासनकाल में महायाजक थे (</w:t>
       </w:r>
-      <w:hyperlink r:id="rId15">
-        <w:r>
-          <w:rPr>
-            <w:lang w:val="hi_IN" w:bidi="hi_IN"/>
-          </w:rPr>
-          <w:rPr>
-            <w:color w:val="0000EE"/>
-            <w:u w:val="single"/>
-          </w:rPr>
-          <w:t>2 शमू 8:17</w:t>
-        </w:r>
-      </w:hyperlink>
+      <w:r>
+        <w:rPr>
+          <w:lang w:val="hi_IN" w:bidi="hi_IN"/>
+        </w:rPr>
+        <w:t>2 शमू 8:17</w:t>
+      </w:r>
       <w:r>
         <w:rPr>
           <w:lang w:val="hi_IN" w:bidi="hi_IN"/>
         </w:rPr>
         <w:t xml:space="preserve">; </w:t>
       </w:r>
-      <w:hyperlink r:id="rId16">
-        <w:r>
-          <w:rPr>
-            <w:lang w:val="hi_IN" w:bidi="hi_IN"/>
-          </w:rPr>
-          <w:rPr>
-            <w:color w:val="0000EE"/>
-            <w:u w:val="single"/>
-          </w:rPr>
-          <w:t>15:24</w:t>
-        </w:r>
-      </w:hyperlink>
+      <w:r>
+        <w:rPr>
+          <w:lang w:val="hi_IN" w:bidi="hi_IN"/>
+        </w:rPr>
+        <w:t>15:24</w:t>
+      </w:r>
       <w:r>
         <w:rPr>
           <w:lang w:val="hi_IN" w:bidi="hi_IN"/>
         </w:rPr>
         <w:t xml:space="preserve">; </w:t>
       </w:r>
-      <w:hyperlink r:id="rId17">
-        <w:r>
-          <w:rPr>
-            <w:lang w:val="hi_IN" w:bidi="hi_IN"/>
-          </w:rPr>
-          <w:rPr>
-            <w:color w:val="0000EE"/>
-            <w:u w:val="single"/>
-          </w:rPr>
-          <w:t>1 रा 1:8</w:t>
-        </w:r>
-      </w:hyperlink>
+      <w:r>
+        <w:rPr>
+          <w:lang w:val="hi_IN" w:bidi="hi_IN"/>
+        </w:rPr>
+        <w:t>1 रा 1:8</w:t>
+      </w:r>
       <w:r>
         <w:rPr>
           <w:lang w:val="hi_IN" w:bidi="hi_IN"/>
         </w:rPr>
         <w:t>;</w:t>
       </w:r>
-      <w:hyperlink r:id="rId18">
-        <w:r>
-          <w:rPr>
-            <w:lang w:val="hi_IN" w:bidi="hi_IN"/>
-          </w:rPr>
-          <w:rPr>
-            <w:color w:val="0000EE"/>
-            <w:u w:val="single"/>
-          </w:rPr>
-          <w:t xml:space="preserve"> 32–48</w:t>
-        </w:r>
-      </w:hyperlink>
+      <w:r>
+        <w:rPr>
+          <w:lang w:val="hi_IN" w:bidi="hi_IN"/>
+        </w:rPr>
+        <w:t xml:space="preserve"> 32–48</w:t>
+      </w:r>
       <w:r>
         <w:rPr>
           <w:lang w:val="hi_IN" w:bidi="hi_IN"/>
@@ -441,36 +405,24 @@
         </w:rPr>
         <w:t>उनके परमेश्वर के विषय में दृष्टिकोण कई बार फरीसियों से भिन्न होते थे (</w:t>
       </w:r>
-      <w:hyperlink r:id="rId19">
-        <w:r>
-          <w:rPr>
-            <w:lang w:val="hi_IN" w:bidi="hi_IN"/>
-          </w:rPr>
-          <w:rPr>
-            <w:color w:val="0000EE"/>
-            <w:u w:val="single"/>
-          </w:rPr>
-          <w:t>प्रेरि 23:8</w:t>
-        </w:r>
-      </w:hyperlink>
+      <w:r>
+        <w:rPr>
+          <w:lang w:val="hi_IN" w:bidi="hi_IN"/>
+        </w:rPr>
+        <w:t>प्रेरि 23:8</w:t>
+      </w:r>
       <w:r>
         <w:rPr>
           <w:lang w:val="hi_IN" w:bidi="hi_IN"/>
         </w:rPr>
         <w:t xml:space="preserve">; देखें </w:t>
       </w:r>
-      <w:hyperlink r:id="rId13">
-        <w:r>
-          <w:rPr>
-            <w:lang w:val="hi_IN" w:bidi="hi_IN"/>
-          </w:rPr>
-          <w:rPr>
-            <w:color w:val="0000EE"/>
-            <w:u w:val="single"/>
-          </w:rPr>
-          <w:t>प्रेरि 4:1–2</w:t>
-        </w:r>
-      </w:hyperlink>
+      <w:r>
+        <w:rPr>
+          <w:lang w:val="hi_IN" w:bidi="hi_IN"/>
+        </w:rPr>
+        <w:t>प्रेरि 4:1–2</w:t>
+      </w:r>
       <w:r>
         <w:rPr>
           <w:lang w:val="hi_IN" w:bidi="hi_IN"/>
@@ -495,18 +447,12 @@
         </w:rPr>
         <w:t xml:space="preserve">मृतकों का पुनरुत्थान (देखें </w:t>
       </w:r>
-      <w:hyperlink r:id="rId20">
-        <w:r>
-          <w:rPr>
-            <w:lang w:val="hi_IN" w:bidi="hi_IN"/>
-          </w:rPr>
-          <w:rPr>
-            <w:color w:val="0000EE"/>
-            <w:u w:val="single"/>
-          </w:rPr>
-          <w:t>मत्ती 22:23–33</w:t>
-        </w:r>
-      </w:hyperlink>
+      <w:r>
+        <w:rPr>
+          <w:lang w:val="hi_IN" w:bidi="hi_IN"/>
+        </w:rPr>
+        <w:t>मत्ती 22:23–33</w:t>
+      </w:r>
       <w:r>
         <w:rPr>
           <w:lang w:val="hi_IN" w:bidi="hi_IN"/>
@@ -531,18 +477,12 @@
         </w:rPr>
         <w:t xml:space="preserve">स्वर्गदूत (देखें </w:t>
       </w:r>
-      <w:hyperlink r:id="rId19">
-        <w:r>
-          <w:rPr>
-            <w:lang w:val="hi_IN" w:bidi="hi_IN"/>
-          </w:rPr>
-          <w:rPr>
-            <w:color w:val="0000EE"/>
-            <w:u w:val="single"/>
-          </w:rPr>
-          <w:t>प्रेरि 23:8</w:t>
-        </w:r>
-      </w:hyperlink>
+      <w:r>
+        <w:rPr>
+          <w:lang w:val="hi_IN" w:bidi="hi_IN"/>
+        </w:rPr>
+        <w:t>प्रेरि 23:8</w:t>
+      </w:r>
       <w:r>
         <w:rPr>
           <w:lang w:val="hi_IN" w:bidi="hi_IN"/>
@@ -581,18 +521,12 @@
         </w:rPr>
         <w:t>हालाँकि, फरीसियों का पुनरुत्थान (मृत्यु के बाद जीवन में वापस आना) में दृढ़ विश्वास था। यहाँ तक कि उन्होंने तब भी पौलुस का सदूकीयों के विरुद्ध समर्थन किया, जब वे (पौलुस) मन्दिर को अशान्त करने के आरोप में मुकद्दमें का सामना कर रहे थे (</w:t>
       </w:r>
-      <w:hyperlink r:id="rId21">
-        <w:r>
-          <w:rPr>
-            <w:lang w:val="hi_IN" w:bidi="hi_IN"/>
-          </w:rPr>
-          <w:rPr>
-            <w:color w:val="0000EE"/>
-            <w:u w:val="single"/>
-          </w:rPr>
-          <w:t>प्रेरि 23:6–10</w:t>
-        </w:r>
-      </w:hyperlink>
+      <w:r>
+        <w:rPr>
+          <w:lang w:val="hi_IN" w:bidi="hi_IN"/>
+        </w:rPr>
+        <w:t>प्रेरि 23:6–10</w:t>
+      </w:r>
       <w:r>
         <w:rPr>
           <w:lang w:val="hi_IN" w:bidi="hi_IN"/>
@@ -650,144 +584,96 @@
           <w:lang w:val="hi_IN" w:bidi="hi_IN"/>
         </w:rPr>
       </w:r>
-      <w:hyperlink r:id="rId22">
-        <w:r>
-          <w:rPr>
-            <w:lang w:val="hi_IN" w:bidi="hi_IN"/>
-          </w:rPr>
-          <w:rPr>
-            <w:color w:val="0000EE"/>
-            <w:u w:val="single"/>
-          </w:rPr>
-          <w:t>मत्ती 3:7</w:t>
-        </w:r>
-      </w:hyperlink>
+      <w:r>
+        <w:rPr>
+          <w:lang w:val="hi_IN" w:bidi="hi_IN"/>
+        </w:rPr>
+        <w:t>मत्ती 3:7</w:t>
+      </w:r>
       <w:r>
         <w:rPr>
           <w:lang w:val="hi_IN" w:bidi="hi_IN"/>
         </w:rPr>
         <w:t xml:space="preserve">; </w:t>
       </w:r>
-      <w:hyperlink r:id="rId23">
-        <w:r>
-          <w:rPr>
-            <w:lang w:val="hi_IN" w:bidi="hi_IN"/>
-          </w:rPr>
-          <w:rPr>
-            <w:color w:val="0000EE"/>
-            <w:u w:val="single"/>
-          </w:rPr>
-          <w:t>16:1–12</w:t>
-        </w:r>
-      </w:hyperlink>
+      <w:r>
+        <w:rPr>
+          <w:lang w:val="hi_IN" w:bidi="hi_IN"/>
+        </w:rPr>
+        <w:t>16:1–12</w:t>
+      </w:r>
       <w:r>
         <w:rPr>
           <w:lang w:val="hi_IN" w:bidi="hi_IN"/>
         </w:rPr>
         <w:t xml:space="preserve">; </w:t>
       </w:r>
-      <w:hyperlink r:id="rId20">
-        <w:r>
-          <w:rPr>
-            <w:lang w:val="hi_IN" w:bidi="hi_IN"/>
-          </w:rPr>
-          <w:rPr>
-            <w:color w:val="0000EE"/>
-            <w:u w:val="single"/>
-          </w:rPr>
-          <w:t>22:23–33</w:t>
-        </w:r>
-      </w:hyperlink>
+      <w:r>
+        <w:rPr>
+          <w:lang w:val="hi_IN" w:bidi="hi_IN"/>
+        </w:rPr>
+        <w:t>22:23–33</w:t>
+      </w:r>
       <w:r>
         <w:rPr>
           <w:lang w:val="hi_IN" w:bidi="hi_IN"/>
         </w:rPr>
         <w:t xml:space="preserve">; </w:t>
       </w:r>
-      <w:hyperlink r:id="rId24">
-        <w:r>
-          <w:rPr>
-            <w:lang w:val="hi_IN" w:bidi="hi_IN"/>
-          </w:rPr>
-          <w:rPr>
-            <w:color w:val="0000EE"/>
-            <w:u w:val="single"/>
-          </w:rPr>
-          <w:t>मरकुस 12:18–27</w:t>
-        </w:r>
-      </w:hyperlink>
+      <w:r>
+        <w:rPr>
+          <w:lang w:val="hi_IN" w:bidi="hi_IN"/>
+        </w:rPr>
+        <w:t>मरकुस 12:18–27</w:t>
+      </w:r>
       <w:r>
         <w:rPr>
           <w:lang w:val="hi_IN" w:bidi="hi_IN"/>
         </w:rPr>
         <w:t xml:space="preserve">; </w:t>
       </w:r>
-      <w:hyperlink r:id="rId25">
-        <w:r>
-          <w:rPr>
-            <w:lang w:val="hi_IN" w:bidi="hi_IN"/>
-          </w:rPr>
-          <w:rPr>
-            <w:color w:val="0000EE"/>
-            <w:u w:val="single"/>
-          </w:rPr>
-          <w:t>लूका 20:27–40</w:t>
-        </w:r>
-      </w:hyperlink>
+      <w:r>
+        <w:rPr>
+          <w:lang w:val="hi_IN" w:bidi="hi_IN"/>
+        </w:rPr>
+        <w:t>लूका 20:27–40</w:t>
+      </w:r>
       <w:r>
         <w:rPr>
           <w:lang w:val="hi_IN" w:bidi="hi_IN"/>
         </w:rPr>
         <w:t xml:space="preserve">; </w:t>
       </w:r>
-      <w:hyperlink r:id="rId13">
-        <w:r>
-          <w:rPr>
-            <w:lang w:val="hi_IN" w:bidi="hi_IN"/>
-          </w:rPr>
-          <w:rPr>
-            <w:color w:val="0000EE"/>
-            <w:u w:val="single"/>
-          </w:rPr>
-          <w:t>प्रेरितों के काम 4:1–2</w:t>
-        </w:r>
-      </w:hyperlink>
+      <w:r>
+        <w:rPr>
+          <w:lang w:val="hi_IN" w:bidi="hi_IN"/>
+        </w:rPr>
+        <w:t>प्रेरितों के काम 4:1–2</w:t>
+      </w:r>
       <w:r>
         <w:rPr>
           <w:lang w:val="hi_IN" w:bidi="hi_IN"/>
         </w:rPr>
         <w:t xml:space="preserve">; </w:t>
       </w:r>
-      <w:hyperlink r:id="rId26">
-        <w:r>
-          <w:rPr>
-            <w:lang w:val="hi_IN" w:bidi="hi_IN"/>
-          </w:rPr>
-          <w:rPr>
-            <w:color w:val="0000EE"/>
-            <w:u w:val="single"/>
-          </w:rPr>
-          <w:t>5:17–18</w:t>
-        </w:r>
-      </w:hyperlink>
+      <w:r>
+        <w:rPr>
+          <w:lang w:val="hi_IN" w:bidi="hi_IN"/>
+        </w:rPr>
+        <w:t>5:17–18</w:t>
+      </w:r>
       <w:r>
         <w:rPr>
           <w:lang w:val="hi_IN" w:bidi="hi_IN"/>
         </w:rPr>
         <w:t xml:space="preserve">; </w:t>
       </w:r>
-      <w:hyperlink r:id="rId21">
-        <w:r>
-          <w:rPr>
-            <w:lang w:val="hi_IN" w:bidi="hi_IN"/>
-          </w:rPr>
-          <w:rPr>
-            <w:color w:val="0000EE"/>
-            <w:u w:val="single"/>
-          </w:rPr>
-          <w:t>23:6–10</w:t>
-        </w:r>
-      </w:hyperlink>
+      <w:r>
+        <w:rPr>
+          <w:lang w:val="hi_IN" w:bidi="hi_IN"/>
+        </w:rPr>
+        <w:t>23:6–10</w:t>
+      </w:r>
       <w:r>
         <w:rPr>
           <w:lang w:val="hi_IN" w:bidi="hi_IN"/>
@@ -836,144 +722,96 @@
         </w:rPr>
         <w:t>सादोक इस्राएल के इतिहास में याजक के पद पर एक महत्वपूर्ण व्यक्ति थे। वह पहली बार 2 शमूएल की कहानी में प्रगट होते हैं (</w:t>
       </w:r>
-      <w:hyperlink r:id="rId15">
-        <w:r>
-          <w:rPr>
-            <w:lang w:val="hi_IN" w:bidi="hi_IN"/>
-          </w:rPr>
-          <w:rPr>
-            <w:color w:val="0000EE"/>
-            <w:u w:val="single"/>
-          </w:rPr>
-          <w:t>2 शमू 8:17</w:t>
-        </w:r>
-      </w:hyperlink>
+      <w:r>
+        <w:rPr>
+          <w:lang w:val="hi_IN" w:bidi="hi_IN"/>
+        </w:rPr>
+        <w:t>2 शमू 8:17</w:t>
+      </w:r>
       <w:r>
         <w:rPr>
           <w:lang w:val="hi_IN" w:bidi="hi_IN"/>
         </w:rPr>
         <w:t>)। कुछ विद्वानों का मानना है कि वे याजकीय परिवार में जन्मे नहीं थे। हालाँकि, बाइबल कहती है कि वे हारून के वंशज थे (</w:t>
       </w:r>
-      <w:hyperlink r:id="rId27">
-        <w:r>
-          <w:rPr>
-            <w:lang w:val="hi_IN" w:bidi="hi_IN"/>
-          </w:rPr>
-          <w:rPr>
-            <w:color w:val="0000EE"/>
-            <w:u w:val="single"/>
-          </w:rPr>
-          <w:t>1 इति 6:1–15</w:t>
-        </w:r>
-      </w:hyperlink>
+      <w:r>
+        <w:rPr>
+          <w:lang w:val="hi_IN" w:bidi="hi_IN"/>
+        </w:rPr>
+        <w:t>1 इति 6:1–15</w:t>
+      </w:r>
       <w:r>
         <w:rPr>
           <w:lang w:val="hi_IN" w:bidi="hi_IN"/>
         </w:rPr>
         <w:t xml:space="preserve">, </w:t>
       </w:r>
-      <w:hyperlink r:id="rId28">
-        <w:r>
-          <w:rPr>
-            <w:lang w:val="hi_IN" w:bidi="hi_IN"/>
-          </w:rPr>
-          <w:rPr>
-            <w:color w:val="0000EE"/>
-            <w:u w:val="single"/>
-          </w:rPr>
-          <w:t>50–53</w:t>
-        </w:r>
-      </w:hyperlink>
+      <w:r>
+        <w:rPr>
+          <w:lang w:val="hi_IN" w:bidi="hi_IN"/>
+        </w:rPr>
+        <w:t>50–53</w:t>
+      </w:r>
       <w:r>
         <w:rPr>
           <w:lang w:val="hi_IN" w:bidi="hi_IN"/>
         </w:rPr>
         <w:t>)। सादोक की वंशावली एलीआजर, हारून के पुत्र, तक जाती है (</w:t>
       </w:r>
-      <w:hyperlink r:id="rId29">
-        <w:r>
-          <w:rPr>
-            <w:lang w:val="hi_IN" w:bidi="hi_IN"/>
-          </w:rPr>
-          <w:rPr>
-            <w:color w:val="0000EE"/>
-            <w:u w:val="single"/>
-          </w:rPr>
-          <w:t>1 इति 6:4–8</w:t>
-        </w:r>
-      </w:hyperlink>
+      <w:r>
+        <w:rPr>
+          <w:lang w:val="hi_IN" w:bidi="hi_IN"/>
+        </w:rPr>
+        <w:t>1 इति 6:4–8</w:t>
+      </w:r>
       <w:r>
         <w:rPr>
           <w:lang w:val="hi_IN" w:bidi="hi_IN"/>
         </w:rPr>
         <w:t xml:space="preserve">; </w:t>
       </w:r>
-      <w:hyperlink r:id="rId30">
-        <w:r>
-          <w:rPr>
-            <w:lang w:val="hi_IN" w:bidi="hi_IN"/>
-          </w:rPr>
-          <w:rPr>
-            <w:color w:val="0000EE"/>
-            <w:u w:val="single"/>
-          </w:rPr>
-          <w:t>24:3</w:t>
-        </w:r>
-      </w:hyperlink>
+      <w:r>
+        <w:rPr>
+          <w:lang w:val="hi_IN" w:bidi="hi_IN"/>
+        </w:rPr>
+        <w:t>24:3</w:t>
+      </w:r>
       <w:r>
         <w:rPr>
           <w:lang w:val="hi_IN" w:bidi="hi_IN"/>
         </w:rPr>
         <w:t xml:space="preserve">; </w:t>
       </w:r>
-      <w:hyperlink r:id="rId31">
-        <w:r>
-          <w:rPr>
-            <w:lang w:val="hi_IN" w:bidi="hi_IN"/>
-          </w:rPr>
-          <w:rPr>
-            <w:color w:val="0000EE"/>
-            <w:u w:val="single"/>
-          </w:rPr>
-          <w:t>एज्रा 7:2–5</w:t>
-        </w:r>
-      </w:hyperlink>
+      <w:r>
+        <w:rPr>
+          <w:lang w:val="hi_IN" w:bidi="hi_IN"/>
+        </w:rPr>
+        <w:t>एज्रा 7:2–5</w:t>
+      </w:r>
       <w:r>
         <w:rPr>
           <w:lang w:val="hi_IN" w:bidi="hi_IN"/>
         </w:rPr>
         <w:t>)। सादोक ने एब्यातार के साथ सेवा की, जो एली के वंशज थे। दोनों राजा दाऊद के अधीन इस्राएल के याजक थे (</w:t>
       </w:r>
-      <w:hyperlink r:id="rId15">
-        <w:r>
-          <w:rPr>
-            <w:lang w:val="hi_IN" w:bidi="hi_IN"/>
-          </w:rPr>
-          <w:rPr>
-            <w:color w:val="0000EE"/>
-            <w:u w:val="single"/>
-          </w:rPr>
-          <w:t>2 शमू 8:17</w:t>
-        </w:r>
-      </w:hyperlink>
+      <w:r>
+        <w:rPr>
+          <w:lang w:val="hi_IN" w:bidi="hi_IN"/>
+        </w:rPr>
+        <w:t>2 शमू 8:17</w:t>
+      </w:r>
       <w:r>
         <w:rPr>
           <w:lang w:val="hi_IN" w:bidi="hi_IN"/>
         </w:rPr>
         <w:t xml:space="preserve">; </w:t>
       </w:r>
-      <w:hyperlink r:id="rId32">
-        <w:r>
-          <w:rPr>
-            <w:lang w:val="hi_IN" w:bidi="hi_IN"/>
-          </w:rPr>
-          <w:rPr>
-            <w:color w:val="0000EE"/>
-            <w:u w:val="single"/>
-          </w:rPr>
-          <w:t>20:25</w:t>
-        </w:r>
-      </w:hyperlink>
+      <w:r>
+        <w:rPr>
+          <w:lang w:val="hi_IN" w:bidi="hi_IN"/>
+        </w:rPr>
+        <w:t>20:25</w:t>
+      </w:r>
       <w:r>
         <w:rPr>
           <w:lang w:val="hi_IN" w:bidi="hi_IN"/>
@@ -994,18 +832,12 @@
         </w:rPr>
         <w:t>जब अबशालोम ने राजा दाऊद के विरुद्ध बलवा किया, तब सादोक और एब्यातार दोनों ने सन्दूक को उनके पास लाकर अपनी निष्ठा प्रगट की और उनके साथ बँधुआई में जाने के लिए तैयार थे (</w:t>
       </w:r>
-      <w:hyperlink r:id="rId33">
-        <w:r>
-          <w:rPr>
-            <w:lang w:val="hi_IN" w:bidi="hi_IN"/>
-          </w:rPr>
-          <w:rPr>
-            <w:color w:val="0000EE"/>
-            <w:u w:val="single"/>
-          </w:rPr>
-          <w:t>2 शमू 15:24–29</w:t>
-        </w:r>
-      </w:hyperlink>
+      <w:r>
+        <w:rPr>
+          <w:lang w:val="hi_IN" w:bidi="hi_IN"/>
+        </w:rPr>
+        <w:t>2 शमू 15:24–29</w:t>
+      </w:r>
       <w:r>
         <w:rPr>
           <w:lang w:val="hi_IN" w:bidi="hi_IN"/>
@@ -1026,72 +858,48 @@
         </w:rPr>
         <w:t>बाद में, दाऊद के पुत्र अदोनिय्याह ने योआब और एब्यातार की सहायता से दाऊद के सिंहासन को लेने की कोशिश की। सादोक ने बुद्धिमानी से उसका समर्थन नहीं किया (</w:t>
       </w:r>
-      <w:hyperlink r:id="rId34">
-        <w:r>
-          <w:rPr>
-            <w:lang w:val="hi_IN" w:bidi="hi_IN"/>
-          </w:rPr>
-          <w:rPr>
-            <w:color w:val="0000EE"/>
-            <w:u w:val="single"/>
-          </w:rPr>
-          <w:t>1 रा 1:5–10</w:t>
-        </w:r>
-      </w:hyperlink>
+      <w:r>
+        <w:rPr>
+          <w:lang w:val="hi_IN" w:bidi="hi_IN"/>
+        </w:rPr>
+        <w:t>1 रा 1:5–10</w:t>
+      </w:r>
       <w:r>
         <w:rPr>
           <w:lang w:val="hi_IN" w:bidi="hi_IN"/>
         </w:rPr>
         <w:t>)। एब्यातार को पद से उतार दिया (</w:t>
       </w:r>
-      <w:hyperlink r:id="rId35">
-        <w:r>
-          <w:rPr>
-            <w:lang w:val="hi_IN" w:bidi="hi_IN"/>
-          </w:rPr>
-          <w:rPr>
-            <w:color w:val="0000EE"/>
-            <w:u w:val="single"/>
-          </w:rPr>
-          <w:t>1 रा 2:26–27</w:t>
-        </w:r>
-      </w:hyperlink>
+      <w:r>
+        <w:rPr>
+          <w:lang w:val="hi_IN" w:bidi="hi_IN"/>
+        </w:rPr>
+        <w:t>1 रा 2:26–27</w:t>
+      </w:r>
       <w:r>
         <w:rPr>
           <w:lang w:val="hi_IN" w:bidi="hi_IN"/>
         </w:rPr>
         <w:t>), इस भविष्यद्वाणी को पूरा करते हुए कि एली के वंश को याजक का पद खोना पड़ेगा (</w:t>
       </w:r>
-      <w:hyperlink r:id="rId36">
-        <w:r>
-          <w:rPr>
-            <w:lang w:val="hi_IN" w:bidi="hi_IN"/>
-          </w:rPr>
-          <w:rPr>
-            <w:color w:val="0000EE"/>
-            <w:u w:val="single"/>
-          </w:rPr>
-          <w:t>1 शमू 2:27–36</w:t>
-        </w:r>
-      </w:hyperlink>
+      <w:r>
+        <w:rPr>
+          <w:lang w:val="hi_IN" w:bidi="hi_IN"/>
+        </w:rPr>
+        <w:t>1 शमू 2:27–36</w:t>
+      </w:r>
       <w:r>
         <w:rPr>
           <w:lang w:val="hi_IN" w:bidi="hi_IN"/>
         </w:rPr>
         <w:t>)। इस भविष्यद्वाणी में, परमेश्वर ने कहा, "और मैं अपने लिये एक विश्वासयोग्य याजक ठहराऊँगा, जो मेरे हृदय और मन की इच्छा के अनुसार किया करेगा, और मैं उसका घर बसाऊँगा और स्थिर करूँगा, और वह मेरे अभिषिक्त के आगे-आगे सब दिन चला फिरा करेगा" (</w:t>
       </w:r>
-      <w:hyperlink r:id="rId37">
-        <w:r>
-          <w:rPr>
-            <w:lang w:val="hi_IN" w:bidi="hi_IN"/>
-          </w:rPr>
-          <w:rPr>
-            <w:color w:val="0000EE"/>
-            <w:u w:val="single"/>
-          </w:rPr>
-          <w:t>1 शमू 2:35</w:t>
-        </w:r>
-      </w:hyperlink>
+      <w:r>
+        <w:rPr>
+          <w:lang w:val="hi_IN" w:bidi="hi_IN"/>
+        </w:rPr>
+        <w:t>1 शमू 2:35</w:t>
+      </w:r>
       <w:r>
         <w:rPr>
           <w:lang w:val="hi_IN" w:bidi="hi_IN"/>
@@ -1112,144 +920,96 @@
         </w:rPr>
         <w:t>सादोक ने भविष्यद्वाणी को पूरा किया और सुलैमान के अधीन एकमात्र महायाजक बने (</w:t>
       </w:r>
-      <w:hyperlink r:id="rId38">
-        <w:r>
-          <w:rPr>
-            <w:lang w:val="hi_IN" w:bidi="hi_IN"/>
-          </w:rPr>
-          <w:rPr>
-            <w:color w:val="0000EE"/>
-            <w:u w:val="single"/>
-          </w:rPr>
-          <w:t>1 रा 2:35</w:t>
-        </w:r>
-      </w:hyperlink>
+      <w:r>
+        <w:rPr>
+          <w:lang w:val="hi_IN" w:bidi="hi_IN"/>
+        </w:rPr>
+        <w:t>1 रा 2:35</w:t>
+      </w:r>
       <w:r>
         <w:rPr>
           <w:lang w:val="hi_IN" w:bidi="hi_IN"/>
         </w:rPr>
         <w:t>)। सादोक के वंशज इस्राएल के याजक के रूप में राजतंत्र के समय और उसके बाद सेवा करते रहे। हिजकिय्याह के शासनकाल के समय प्रधान याजक अजर्याह, सादोक की वंशावली से थे (</w:t>
       </w:r>
-      <w:hyperlink r:id="rId39">
-        <w:r>
-          <w:rPr>
-            <w:lang w:val="hi_IN" w:bidi="hi_IN"/>
-          </w:rPr>
-          <w:rPr>
-            <w:color w:val="0000EE"/>
-            <w:u w:val="single"/>
-          </w:rPr>
-          <w:t>2 इति 31:10</w:t>
-        </w:r>
-      </w:hyperlink>
+      <w:r>
+        <w:rPr>
+          <w:lang w:val="hi_IN" w:bidi="hi_IN"/>
+        </w:rPr>
+        <w:t>2 इति 31:10</w:t>
+      </w:r>
       <w:r>
         <w:rPr>
           <w:lang w:val="hi_IN" w:bidi="hi_IN"/>
         </w:rPr>
         <w:t>)। बाबेल की बँधुआई के समय, यहेजकेल के नए मन्दिर के दर्शन में सादोक की याजकीय वंश का उल्लेख करते हैं (</w:t>
       </w:r>
-      <w:hyperlink r:id="rId40">
-        <w:r>
-          <w:rPr>
-            <w:lang w:val="hi_IN" w:bidi="hi_IN"/>
-          </w:rPr>
-          <w:rPr>
-            <w:color w:val="0000EE"/>
-            <w:u w:val="single"/>
-          </w:rPr>
-          <w:t>यहेज 40:46</w:t>
-        </w:r>
-      </w:hyperlink>
+      <w:r>
+        <w:rPr>
+          <w:lang w:val="hi_IN" w:bidi="hi_IN"/>
+        </w:rPr>
+        <w:t>यहेज 40:46</w:t>
+      </w:r>
       <w:r>
         <w:rPr>
           <w:lang w:val="hi_IN" w:bidi="hi_IN"/>
         </w:rPr>
         <w:t xml:space="preserve">; </w:t>
       </w:r>
-      <w:hyperlink r:id="rId41">
-        <w:r>
-          <w:rPr>
-            <w:lang w:val="hi_IN" w:bidi="hi_IN"/>
-          </w:rPr>
-          <w:rPr>
-            <w:color w:val="0000EE"/>
-            <w:u w:val="single"/>
-          </w:rPr>
-          <w:t>43:19</w:t>
-        </w:r>
-      </w:hyperlink>
+      <w:r>
+        <w:rPr>
+          <w:lang w:val="hi_IN" w:bidi="hi_IN"/>
+        </w:rPr>
+        <w:t>43:19</w:t>
+      </w:r>
       <w:r>
         <w:rPr>
           <w:lang w:val="hi_IN" w:bidi="hi_IN"/>
         </w:rPr>
         <w:t xml:space="preserve">; </w:t>
       </w:r>
-      <w:hyperlink r:id="rId42">
-        <w:r>
-          <w:rPr>
-            <w:lang w:val="hi_IN" w:bidi="hi_IN"/>
-          </w:rPr>
-          <w:rPr>
-            <w:color w:val="0000EE"/>
-            <w:u w:val="single"/>
-          </w:rPr>
-          <w:t>44:15</w:t>
-        </w:r>
-      </w:hyperlink>
+      <w:r>
+        <w:rPr>
+          <w:lang w:val="hi_IN" w:bidi="hi_IN"/>
+        </w:rPr>
+        <w:t>44:15</w:t>
+      </w:r>
       <w:r>
         <w:rPr>
           <w:lang w:val="hi_IN" w:bidi="hi_IN"/>
         </w:rPr>
         <w:t xml:space="preserve">; </w:t>
       </w:r>
-      <w:hyperlink r:id="rId43">
-        <w:r>
-          <w:rPr>
-            <w:lang w:val="hi_IN" w:bidi="hi_IN"/>
-          </w:rPr>
-          <w:rPr>
-            <w:color w:val="0000EE"/>
-            <w:u w:val="single"/>
-          </w:rPr>
-          <w:t>48:11</w:t>
-        </w:r>
-      </w:hyperlink>
+      <w:r>
+        <w:rPr>
+          <w:lang w:val="hi_IN" w:bidi="hi_IN"/>
+        </w:rPr>
+        <w:t>48:11</w:t>
+      </w:r>
       <w:r>
         <w:rPr>
           <w:lang w:val="hi_IN" w:bidi="hi_IN"/>
         </w:rPr>
         <w:t>)। 100 ईसा पूर्व की शुरुआत में, जब यहूदी सेल्यूसिड शासन के अधीन थे, तो महायाजक का पद एक राजनीतिक पद बन गया और सादोक के वंशजों से छीन लिया गया। यहेजकेल की भविष्यद्वाणियों के कारण, यहूदी समूहों, जैसे मृत सागर कुण्डलपत्रों को बनाने वालों, ने महायाजक के पद पर सादोक के वंश की वापसी की आशा बनाए रखी। नए नियम बताते हैं कि अब यीशु मसीह इस महायाजक के पद थामे हुए हैं (</w:t>
       </w:r>
-      <w:hyperlink r:id="rId44">
-        <w:r>
-          <w:rPr>
-            <w:lang w:val="hi_IN" w:bidi="hi_IN"/>
-          </w:rPr>
-          <w:rPr>
-            <w:color w:val="0000EE"/>
-            <w:u w:val="single"/>
-          </w:rPr>
-          <w:t>इब्रा 9:11</w:t>
-        </w:r>
-      </w:hyperlink>
+      <w:r>
+        <w:rPr>
+          <w:lang w:val="hi_IN" w:bidi="hi_IN"/>
+        </w:rPr>
+        <w:t>इब्रा 9:11</w:t>
+      </w:r>
       <w:r>
         <w:rPr>
           <w:lang w:val="hi_IN" w:bidi="hi_IN"/>
         </w:rPr>
         <w:t xml:space="preserve">; </w:t>
       </w:r>
-      <w:hyperlink r:id="rId45">
-        <w:r>
-          <w:rPr>
-            <w:lang w:val="hi_IN" w:bidi="hi_IN"/>
-          </w:rPr>
-          <w:rPr>
-            <w:color w:val="0000EE"/>
-            <w:u w:val="single"/>
-          </w:rPr>
-          <w:t>10:12–25</w:t>
-        </w:r>
-      </w:hyperlink>
+      <w:r>
+        <w:rPr>
+          <w:lang w:val="hi_IN" w:bidi="hi_IN"/>
+        </w:rPr>
+        <w:t>10:12–25</w:t>
+      </w:r>
       <w:r>
         <w:rPr>
           <w:lang w:val="hi_IN" w:bidi="hi_IN"/>
@@ -1279,198 +1039,132 @@
           <w:lang w:val="hi_IN" w:bidi="hi_IN"/>
         </w:rPr>
       </w:r>
-      <w:hyperlink r:id="rId15">
-        <w:r>
-          <w:rPr>
-            <w:lang w:val="hi_IN" w:bidi="hi_IN"/>
-          </w:rPr>
-          <w:rPr>
-            <w:color w:val="0000EE"/>
-            <w:u w:val="single"/>
-          </w:rPr>
-          <w:t>2 शमूएल 8:17</w:t>
-        </w:r>
-      </w:hyperlink>
+      <w:r>
+        <w:rPr>
+          <w:lang w:val="hi_IN" w:bidi="hi_IN"/>
+        </w:rPr>
+        <w:t>2 शमूएल 8:17</w:t>
+      </w:r>
       <w:r>
         <w:rPr>
           <w:lang w:val="hi_IN" w:bidi="hi_IN"/>
         </w:rPr>
         <w:t xml:space="preserve">; </w:t>
       </w:r>
-      <w:hyperlink r:id="rId46">
-        <w:r>
-          <w:rPr>
-            <w:lang w:val="hi_IN" w:bidi="hi_IN"/>
-          </w:rPr>
-          <w:rPr>
-            <w:color w:val="0000EE"/>
-            <w:u w:val="single"/>
-          </w:rPr>
-          <w:t>15:23–37</w:t>
-        </w:r>
-      </w:hyperlink>
+      <w:r>
+        <w:rPr>
+          <w:lang w:val="hi_IN" w:bidi="hi_IN"/>
+        </w:rPr>
+        <w:t>15:23–37</w:t>
+      </w:r>
       <w:r>
         <w:rPr>
           <w:lang w:val="hi_IN" w:bidi="hi_IN"/>
         </w:rPr>
         <w:t xml:space="preserve">; </w:t>
       </w:r>
-      <w:hyperlink r:id="rId47">
-        <w:r>
-          <w:rPr>
-            <w:lang w:val="hi_IN" w:bidi="hi_IN"/>
-          </w:rPr>
-          <w:rPr>
-            <w:color w:val="0000EE"/>
-            <w:u w:val="single"/>
-          </w:rPr>
-          <w:t>1 राजा 1:5–53</w:t>
-        </w:r>
-      </w:hyperlink>
+      <w:r>
+        <w:rPr>
+          <w:lang w:val="hi_IN" w:bidi="hi_IN"/>
+        </w:rPr>
+        <w:t>1 राजा 1:5–53</w:t>
+      </w:r>
       <w:r>
         <w:rPr>
           <w:lang w:val="hi_IN" w:bidi="hi_IN"/>
         </w:rPr>
         <w:t xml:space="preserve">; </w:t>
       </w:r>
-      <w:hyperlink r:id="rId38">
-        <w:r>
-          <w:rPr>
-            <w:lang w:val="hi_IN" w:bidi="hi_IN"/>
-          </w:rPr>
-          <w:rPr>
-            <w:color w:val="0000EE"/>
-            <w:u w:val="single"/>
-          </w:rPr>
-          <w:t>2:35</w:t>
-        </w:r>
-      </w:hyperlink>
+      <w:r>
+        <w:rPr>
+          <w:lang w:val="hi_IN" w:bidi="hi_IN"/>
+        </w:rPr>
+        <w:t>2:35</w:t>
+      </w:r>
       <w:r>
         <w:rPr>
           <w:lang w:val="hi_IN" w:bidi="hi_IN"/>
         </w:rPr>
         <w:t xml:space="preserve">; </w:t>
       </w:r>
-      <w:hyperlink r:id="rId27">
-        <w:r>
-          <w:rPr>
-            <w:lang w:val="hi_IN" w:bidi="hi_IN"/>
-          </w:rPr>
-          <w:rPr>
-            <w:color w:val="0000EE"/>
-            <w:u w:val="single"/>
-          </w:rPr>
-          <w:t>1 इतिहास 6:1–15</w:t>
-        </w:r>
-      </w:hyperlink>
+      <w:r>
+        <w:rPr>
+          <w:lang w:val="hi_IN" w:bidi="hi_IN"/>
+        </w:rPr>
+        <w:t>1 इतिहास 6:1–15</w:t>
+      </w:r>
       <w:r>
         <w:rPr>
           <w:lang w:val="hi_IN" w:bidi="hi_IN"/>
         </w:rPr>
         <w:t xml:space="preserve">, </w:t>
       </w:r>
-      <w:hyperlink r:id="rId28">
-        <w:r>
-          <w:rPr>
-            <w:lang w:val="hi_IN" w:bidi="hi_IN"/>
-          </w:rPr>
-          <w:rPr>
-            <w:color w:val="0000EE"/>
-            <w:u w:val="single"/>
-          </w:rPr>
-          <w:t>50–53</w:t>
-        </w:r>
-      </w:hyperlink>
+      <w:r>
+        <w:rPr>
+          <w:lang w:val="hi_IN" w:bidi="hi_IN"/>
+        </w:rPr>
+        <w:t>50–53</w:t>
+      </w:r>
       <w:r>
         <w:rPr>
           <w:lang w:val="hi_IN" w:bidi="hi_IN"/>
         </w:rPr>
         <w:t xml:space="preserve">; </w:t>
       </w:r>
-      <w:hyperlink r:id="rId48">
-        <w:r>
-          <w:rPr>
-            <w:lang w:val="hi_IN" w:bidi="hi_IN"/>
-          </w:rPr>
-          <w:rPr>
-            <w:color w:val="0000EE"/>
-            <w:u w:val="single"/>
-          </w:rPr>
-          <w:t>एज्रा 7:2</w:t>
-        </w:r>
-      </w:hyperlink>
+      <w:r>
+        <w:rPr>
+          <w:lang w:val="hi_IN" w:bidi="hi_IN"/>
+        </w:rPr>
+        <w:t>एज्रा 7:2</w:t>
+      </w:r>
       <w:r>
         <w:rPr>
           <w:lang w:val="hi_IN" w:bidi="hi_IN"/>
         </w:rPr>
         <w:t xml:space="preserve">; </w:t>
       </w:r>
-      <w:hyperlink r:id="rId40">
-        <w:r>
-          <w:rPr>
-            <w:lang w:val="hi_IN" w:bidi="hi_IN"/>
-          </w:rPr>
-          <w:rPr>
-            <w:color w:val="0000EE"/>
-            <w:u w:val="single"/>
-          </w:rPr>
-          <w:t>यहेजकेल 40:46</w:t>
-        </w:r>
-      </w:hyperlink>
+      <w:r>
+        <w:rPr>
+          <w:lang w:val="hi_IN" w:bidi="hi_IN"/>
+        </w:rPr>
+        <w:t>यहेजकेल 40:46</w:t>
+      </w:r>
       <w:r>
         <w:rPr>
           <w:lang w:val="hi_IN" w:bidi="hi_IN"/>
         </w:rPr>
         <w:t xml:space="preserve">; </w:t>
       </w:r>
-      <w:hyperlink r:id="rId41">
-        <w:r>
-          <w:rPr>
-            <w:lang w:val="hi_IN" w:bidi="hi_IN"/>
-          </w:rPr>
-          <w:rPr>
-            <w:color w:val="0000EE"/>
-            <w:u w:val="single"/>
-          </w:rPr>
-          <w:t>43:19</w:t>
-        </w:r>
-      </w:hyperlink>
+      <w:r>
+        <w:rPr>
+          <w:lang w:val="hi_IN" w:bidi="hi_IN"/>
+        </w:rPr>
+        <w:t>43:19</w:t>
+      </w:r>
       <w:r>
         <w:rPr>
           <w:lang w:val="hi_IN" w:bidi="hi_IN"/>
         </w:rPr>
         <w:t xml:space="preserve">; </w:t>
       </w:r>
-      <w:hyperlink r:id="rId42">
-        <w:r>
-          <w:rPr>
-            <w:lang w:val="hi_IN" w:bidi="hi_IN"/>
-          </w:rPr>
-          <w:rPr>
-            <w:color w:val="0000EE"/>
-            <w:u w:val="single"/>
-          </w:rPr>
-          <w:t>44:15</w:t>
-        </w:r>
-      </w:hyperlink>
+      <w:r>
+        <w:rPr>
+          <w:lang w:val="hi_IN" w:bidi="hi_IN"/>
+        </w:rPr>
+        <w:t>44:15</w:t>
+      </w:r>
       <w:r>
         <w:rPr>
           <w:lang w:val="hi_IN" w:bidi="hi_IN"/>
         </w:rPr>
         <w:t xml:space="preserve">; </w:t>
       </w:r>
-      <w:hyperlink r:id="rId43">
-        <w:r>
-          <w:rPr>
-            <w:lang w:val="hi_IN" w:bidi="hi_IN"/>
-          </w:rPr>
-          <w:rPr>
-            <w:color w:val="0000EE"/>
-            <w:u w:val="single"/>
-          </w:rPr>
-          <w:t>48:11</w:t>
-        </w:r>
-      </w:hyperlink>
+      <w:r>
+        <w:rPr>
+          <w:lang w:val="hi_IN" w:bidi="hi_IN"/>
+        </w:rPr>
+        <w:t>48:11</w:t>
+      </w:r>
       <w:r>
         <w:rPr>
           <w:lang w:val="hi_IN" w:bidi="hi_IN"/>
@@ -1519,18 +1213,12 @@
         </w:rPr>
         <w:t>सामरिया यहूदिया के उत्तर में स्थित एक क्षेत्र था। यह प्राचीन नगर शेकेम के आस-पास केन्द्रित था, जिसे नए नियम में सूखार कहा गया है। 722 ईसा पूर्व में इस्राएल पर जीत के बाद, सामरिया और शेकेम के नगर नाश कर दिए गए। अश्शूरी साम्राज्य के विभिन्न स्थानों से लोग आकर इस स्थान में बस गए (</w:t>
       </w:r>
-      <w:hyperlink r:id="rId49">
-        <w:r>
-          <w:rPr>
-            <w:lang w:val="hi_IN" w:bidi="hi_IN"/>
-          </w:rPr>
-          <w:rPr>
-            <w:color w:val="0000EE"/>
-            <w:u w:val="single"/>
-          </w:rPr>
-          <w:t>2 रा 17:21–41</w:t>
-        </w:r>
-      </w:hyperlink>
+      <w:r>
+        <w:rPr>
+          <w:lang w:val="hi_IN" w:bidi="hi_IN"/>
+        </w:rPr>
+        <w:t>2 रा 17:21–41</w:t>
+      </w:r>
       <w:r>
         <w:rPr>
           <w:lang w:val="hi_IN" w:bidi="hi_IN"/>
@@ -1551,36 +1239,24 @@
         </w:rPr>
         <w:t xml:space="preserve">सामरी और यहूदियों के बीच विवाद का एक लम्बा इतिहास था, जो यहूदियों के बँधुआई से लौटने के बाद शुरू हुआ (देखें </w:t>
       </w:r>
-      <w:hyperlink r:id="rId50">
-        <w:r>
-          <w:rPr>
-            <w:lang w:val="hi_IN" w:bidi="hi_IN"/>
-          </w:rPr>
-          <w:rPr>
-            <w:color w:val="0000EE"/>
-            <w:u w:val="single"/>
-          </w:rPr>
-          <w:t>एज्रा 4:1–5</w:t>
-        </w:r>
-      </w:hyperlink>
+      <w:r>
+        <w:rPr>
+          <w:lang w:val="hi_IN" w:bidi="hi_IN"/>
+        </w:rPr>
+        <w:t>एज्रा 4:1–5</w:t>
+      </w:r>
       <w:r>
         <w:rPr>
           <w:lang w:val="hi_IN" w:bidi="hi_IN"/>
         </w:rPr>
         <w:t xml:space="preserve">; </w:t>
       </w:r>
-      <w:hyperlink r:id="rId51">
-        <w:r>
-          <w:rPr>
-            <w:lang w:val="hi_IN" w:bidi="hi_IN"/>
-          </w:rPr>
-          <w:rPr>
-            <w:color w:val="0000EE"/>
-            <w:u w:val="single"/>
-          </w:rPr>
-          <w:t>नहे 4:1–23</w:t>
-        </w:r>
-      </w:hyperlink>
+      <w:r>
+        <w:rPr>
+          <w:lang w:val="hi_IN" w:bidi="hi_IN"/>
+        </w:rPr>
+        <w:t>नहे 4:1–23</w:t>
+      </w:r>
       <w:r>
         <w:rPr>
           <w:lang w:val="hi_IN" w:bidi="hi_IN"/>
@@ -1624,72 +1300,48 @@
           <w:lang w:val="hi_IN" w:bidi="hi_IN"/>
         </w:rPr>
       </w:r>
-      <w:hyperlink r:id="rId49">
-        <w:r>
-          <w:rPr>
-            <w:lang w:val="hi_IN" w:bidi="hi_IN"/>
-          </w:rPr>
-          <w:rPr>
-            <w:color w:val="0000EE"/>
-            <w:u w:val="single"/>
-          </w:rPr>
-          <w:t>2 राजाओं 17:21–41</w:t>
-        </w:r>
-      </w:hyperlink>
+      <w:r>
+        <w:rPr>
+          <w:lang w:val="hi_IN" w:bidi="hi_IN"/>
+        </w:rPr>
+        <w:t>2 राजाओं 17:21–41</w:t>
+      </w:r>
       <w:r>
         <w:rPr>
           <w:lang w:val="hi_IN" w:bidi="hi_IN"/>
         </w:rPr>
         <w:t xml:space="preserve">; </w:t>
       </w:r>
-      <w:hyperlink r:id="rId50">
-        <w:r>
-          <w:rPr>
-            <w:lang w:val="hi_IN" w:bidi="hi_IN"/>
-          </w:rPr>
-          <w:rPr>
-            <w:color w:val="0000EE"/>
-            <w:u w:val="single"/>
-          </w:rPr>
-          <w:t>एज्रा 4:1–5</w:t>
-        </w:r>
-      </w:hyperlink>
+      <w:r>
+        <w:rPr>
+          <w:lang w:val="hi_IN" w:bidi="hi_IN"/>
+        </w:rPr>
+        <w:t>एज्रा 4:1–5</w:t>
+      </w:r>
       <w:r>
         <w:rPr>
           <w:lang w:val="hi_IN" w:bidi="hi_IN"/>
         </w:rPr>
         <w:t xml:space="preserve">; </w:t>
       </w:r>
-      <w:hyperlink r:id="rId51">
-        <w:r>
-          <w:rPr>
-            <w:lang w:val="hi_IN" w:bidi="hi_IN"/>
-          </w:rPr>
-          <w:rPr>
-            <w:color w:val="0000EE"/>
-            <w:u w:val="single"/>
-          </w:rPr>
-          <w:t>नहेम्याह 4:1–23</w:t>
-        </w:r>
-      </w:hyperlink>
+      <w:r>
+        <w:rPr>
+          <w:lang w:val="hi_IN" w:bidi="hi_IN"/>
+        </w:rPr>
+        <w:t>नहेम्याह 4:1–23</w:t>
+      </w:r>
       <w:r>
         <w:rPr>
           <w:lang w:val="hi_IN" w:bidi="hi_IN"/>
         </w:rPr>
         <w:t xml:space="preserve">; </w:t>
       </w:r>
-      <w:hyperlink r:id="rId52">
-        <w:r>
-          <w:rPr>
-            <w:lang w:val="hi_IN" w:bidi="hi_IN"/>
-          </w:rPr>
-          <w:rPr>
-            <w:color w:val="0000EE"/>
-            <w:u w:val="single"/>
-          </w:rPr>
-          <w:t>यूहन्ना 4:1–42</w:t>
-        </w:r>
-      </w:hyperlink>
+      <w:r>
+        <w:rPr>
+          <w:lang w:val="hi_IN" w:bidi="hi_IN"/>
+        </w:rPr>
+        <w:t>यूहन्ना 4:1–42</w:t>
+      </w:r>
       <w:r>
         <w:rPr>
           <w:lang w:val="hi_IN" w:bidi="hi_IN"/>
@@ -1744,144 +1396,96 @@
         </w:rPr>
         <w:t>सारा, अब्राहम की पत्नी और उनकी सौतेली बहन थी (</w:t>
       </w:r>
-      <w:hyperlink r:id="rId53">
-        <w:r>
-          <w:rPr>
-            <w:lang w:val="hi_IN" w:bidi="hi_IN"/>
-          </w:rPr>
-          <w:rPr>
-            <w:color w:val="0000EE"/>
-            <w:u w:val="single"/>
-          </w:rPr>
-          <w:t>उत 11:29</w:t>
-        </w:r>
-      </w:hyperlink>
+      <w:r>
+        <w:rPr>
+          <w:lang w:val="hi_IN" w:bidi="hi_IN"/>
+        </w:rPr>
+        <w:t>उत 11:29</w:t>
+      </w:r>
       <w:r>
         <w:rPr>
           <w:lang w:val="hi_IN" w:bidi="hi_IN"/>
         </w:rPr>
         <w:t xml:space="preserve">; </w:t>
       </w:r>
-      <w:hyperlink r:id="rId54">
-        <w:r>
-          <w:rPr>
-            <w:lang w:val="hi_IN" w:bidi="hi_IN"/>
-          </w:rPr>
-          <w:rPr>
-            <w:color w:val="0000EE"/>
-            <w:u w:val="single"/>
-          </w:rPr>
-          <w:t>20:12</w:t>
-        </w:r>
-      </w:hyperlink>
+      <w:r>
+        <w:rPr>
+          <w:lang w:val="hi_IN" w:bidi="hi_IN"/>
+        </w:rPr>
+        <w:t>20:12</w:t>
+      </w:r>
       <w:r>
         <w:rPr>
           <w:lang w:val="hi_IN" w:bidi="hi_IN"/>
         </w:rPr>
         <w:t>)। उन्होंने अब्राहम के साथ ऊर से हारान और फिर कनान तक यात्रा की (</w:t>
       </w:r>
-      <w:hyperlink r:id="rId55">
-        <w:r>
-          <w:rPr>
-            <w:lang w:val="hi_IN" w:bidi="hi_IN"/>
-          </w:rPr>
-          <w:rPr>
-            <w:color w:val="0000EE"/>
-            <w:u w:val="single"/>
-          </w:rPr>
-          <w:t>उत 11:31</w:t>
-        </w:r>
-      </w:hyperlink>
+      <w:r>
+        <w:rPr>
+          <w:lang w:val="hi_IN" w:bidi="hi_IN"/>
+        </w:rPr>
+        <w:t>उत 11:31</w:t>
+      </w:r>
       <w:r>
         <w:rPr>
           <w:lang w:val="hi_IN" w:bidi="hi_IN"/>
         </w:rPr>
         <w:t xml:space="preserve">; </w:t>
       </w:r>
-      <w:hyperlink r:id="rId56">
-        <w:r>
-          <w:rPr>
-            <w:lang w:val="hi_IN" w:bidi="hi_IN"/>
-          </w:rPr>
-          <w:rPr>
-            <w:color w:val="0000EE"/>
-            <w:u w:val="single"/>
-          </w:rPr>
-          <w:t>12:5</w:t>
-        </w:r>
-      </w:hyperlink>
+      <w:r>
+        <w:rPr>
+          <w:lang w:val="hi_IN" w:bidi="hi_IN"/>
+        </w:rPr>
+        <w:t>12:5</w:t>
+      </w:r>
       <w:r>
         <w:rPr>
           <w:lang w:val="hi_IN" w:bidi="hi_IN"/>
         </w:rPr>
         <w:t>)। दो बार, मिस्र और गरार में, अब्राहम ने सारा से कहा कि वह स्वयं को उनकी पत्नी के बदले उनकी बहन बताए (</w:t>
       </w:r>
-      <w:hyperlink r:id="rId57">
-        <w:r>
-          <w:rPr>
-            <w:lang w:val="hi_IN" w:bidi="hi_IN"/>
-          </w:rPr>
-          <w:rPr>
-            <w:color w:val="0000EE"/>
-            <w:u w:val="single"/>
-          </w:rPr>
-          <w:t>उत 12:10–20</w:t>
-        </w:r>
-      </w:hyperlink>
+      <w:r>
+        <w:rPr>
+          <w:lang w:val="hi_IN" w:bidi="hi_IN"/>
+        </w:rPr>
+        <w:t>उत 12:10–20</w:t>
+      </w:r>
       <w:r>
         <w:rPr>
           <w:lang w:val="hi_IN" w:bidi="hi_IN"/>
         </w:rPr>
         <w:t xml:space="preserve">; </w:t>
       </w:r>
-      <w:hyperlink r:id="rId58">
-        <w:r>
-          <w:rPr>
-            <w:lang w:val="hi_IN" w:bidi="hi_IN"/>
-          </w:rPr>
-          <w:rPr>
-            <w:color w:val="0000EE"/>
-            <w:u w:val="single"/>
-          </w:rPr>
-          <w:t>20:1–18</w:t>
-        </w:r>
-      </w:hyperlink>
+      <w:r>
+        <w:rPr>
+          <w:lang w:val="hi_IN" w:bidi="hi_IN"/>
+        </w:rPr>
+        <w:t>20:1–18</w:t>
+      </w:r>
       <w:r>
         <w:rPr>
           <w:lang w:val="hi_IN" w:bidi="hi_IN"/>
         </w:rPr>
         <w:t>)। उन्हें भय था कि उनके (सारा) कारण उन्हें (अब्राहम) मार दिया जाएगा। अब्राहम के विश्वास की कमी के बावजूद, परमेश्वर ने दोनों बार सारा की रक्षा की। इस प्रकार परमेश्वर ने उस चुनी हुई वंश-रेखा को सुरक्षित रखा, जिसके द्वारा उन्होंने इस्राएली जाति को बढ़ाने की प्रतिज्ञा की थी (</w:t>
       </w:r>
-      <w:hyperlink r:id="rId59">
-        <w:r>
-          <w:rPr>
-            <w:lang w:val="hi_IN" w:bidi="hi_IN"/>
-          </w:rPr>
-          <w:rPr>
-            <w:color w:val="0000EE"/>
-            <w:u w:val="single"/>
-          </w:rPr>
-          <w:t>उत 12:2</w:t>
-        </w:r>
-      </w:hyperlink>
+      <w:r>
+        <w:rPr>
+          <w:lang w:val="hi_IN" w:bidi="hi_IN"/>
+        </w:rPr>
+        <w:t>उत 12:2</w:t>
+      </w:r>
       <w:r>
         <w:rPr>
           <w:lang w:val="hi_IN" w:bidi="hi_IN"/>
         </w:rPr>
         <w:t xml:space="preserve">; </w:t>
       </w:r>
-      <w:hyperlink r:id="rId60">
-        <w:r>
-          <w:rPr>
-            <w:lang w:val="hi_IN" w:bidi="hi_IN"/>
-          </w:rPr>
-          <w:rPr>
-            <w:color w:val="0000EE"/>
-            <w:u w:val="single"/>
-          </w:rPr>
-          <w:t>17:19</w:t>
-        </w:r>
-      </w:hyperlink>
+      <w:r>
+        <w:rPr>
+          <w:lang w:val="hi_IN" w:bidi="hi_IN"/>
+        </w:rPr>
+        <w:t>17:19</w:t>
+      </w:r>
       <w:r>
         <w:rPr>
           <w:lang w:val="hi_IN" w:bidi="hi_IN"/>
@@ -1902,144 +1506,96 @@
         </w:rPr>
         <w:t xml:space="preserve">सारा बाइबल में उन कई स्त्रियों में से एक है जो सन्तान उत्पन्न नहीं कर सकती थी, लेकिन चमत्कारिक रूप से उनको एक पुत्र हुआ (देखें </w:t>
       </w:r>
-      <w:hyperlink r:id="rId61">
-        <w:r>
-          <w:rPr>
-            <w:lang w:val="hi_IN" w:bidi="hi_IN"/>
-          </w:rPr>
-          <w:rPr>
-            <w:color w:val="0000EE"/>
-            <w:u w:val="single"/>
-          </w:rPr>
-          <w:t>उत 30:22–24</w:t>
-        </w:r>
-      </w:hyperlink>
+      <w:r>
+        <w:rPr>
+          <w:lang w:val="hi_IN" w:bidi="hi_IN"/>
+        </w:rPr>
+        <w:t>उत 30:22–24</w:t>
+      </w:r>
       <w:r>
         <w:rPr>
           <w:lang w:val="hi_IN" w:bidi="hi_IN"/>
         </w:rPr>
         <w:t xml:space="preserve">; </w:t>
       </w:r>
-      <w:hyperlink r:id="rId62">
-        <w:r>
-          <w:rPr>
-            <w:lang w:val="hi_IN" w:bidi="hi_IN"/>
-          </w:rPr>
-          <w:rPr>
-            <w:color w:val="0000EE"/>
-            <w:u w:val="single"/>
-          </w:rPr>
-          <w:t>1 शमू 1:9–20</w:t>
-        </w:r>
-      </w:hyperlink>
+      <w:r>
+        <w:rPr>
+          <w:lang w:val="hi_IN" w:bidi="hi_IN"/>
+        </w:rPr>
+        <w:t>1 शमू 1:9–20</w:t>
+      </w:r>
       <w:r>
         <w:rPr>
           <w:lang w:val="hi_IN" w:bidi="hi_IN"/>
         </w:rPr>
         <w:t xml:space="preserve">; </w:t>
       </w:r>
-      <w:hyperlink r:id="rId63">
-        <w:r>
-          <w:rPr>
-            <w:lang w:val="hi_IN" w:bidi="hi_IN"/>
-          </w:rPr>
-          <w:rPr>
-            <w:color w:val="0000EE"/>
-            <w:u w:val="single"/>
-          </w:rPr>
-          <w:t>2 रा 4:14–17</w:t>
-        </w:r>
-      </w:hyperlink>
+      <w:r>
+        <w:rPr>
+          <w:lang w:val="hi_IN" w:bidi="hi_IN"/>
+        </w:rPr>
+        <w:t>2 रा 4:14–17</w:t>
+      </w:r>
       <w:r>
         <w:rPr>
           <w:lang w:val="hi_IN" w:bidi="hi_IN"/>
         </w:rPr>
         <w:t xml:space="preserve">; </w:t>
       </w:r>
-      <w:hyperlink r:id="rId64">
-        <w:r>
-          <w:rPr>
-            <w:lang w:val="hi_IN" w:bidi="hi_IN"/>
-          </w:rPr>
-          <w:rPr>
-            <w:color w:val="0000EE"/>
-            <w:u w:val="single"/>
-          </w:rPr>
-          <w:t>लूका 1:5–25</w:t>
-        </w:r>
-      </w:hyperlink>
+      <w:r>
+        <w:rPr>
+          <w:lang w:val="hi_IN" w:bidi="hi_IN"/>
+        </w:rPr>
+        <w:t>लूका 1:5–25</w:t>
+      </w:r>
       <w:r>
         <w:rPr>
           <w:lang w:val="hi_IN" w:bidi="hi_IN"/>
         </w:rPr>
         <w:t xml:space="preserve">)। परमेश्वर द्वारा कई प्रतिज्ञाएँ करने के बाद, सारा गर्भवती हुई और इसहाक को जन्म दिया। जब यह हुआ, सारा नब्बे वर्ष की थी, जो यह दर्शाता है कि परमेश्वर असम्भव लगने वाली बातों को भी पूरा कर सकते हैं (तुलना करें </w:t>
       </w:r>
-      <w:hyperlink r:id="rId65">
-        <w:r>
-          <w:rPr>
-            <w:lang w:val="hi_IN" w:bidi="hi_IN"/>
-          </w:rPr>
-          <w:rPr>
-            <w:color w:val="0000EE"/>
-            <w:u w:val="single"/>
-          </w:rPr>
-          <w:t>उत 17:17</w:t>
-        </w:r>
-      </w:hyperlink>
+      <w:r>
+        <w:rPr>
+          <w:lang w:val="hi_IN" w:bidi="hi_IN"/>
+        </w:rPr>
+        <w:t>उत 17:17</w:t>
+      </w:r>
       <w:r>
         <w:rPr>
           <w:lang w:val="hi_IN" w:bidi="hi_IN"/>
         </w:rPr>
         <w:t xml:space="preserve">; </w:t>
       </w:r>
-      <w:hyperlink r:id="rId66">
-        <w:r>
-          <w:rPr>
-            <w:lang w:val="hi_IN" w:bidi="hi_IN"/>
-          </w:rPr>
-          <w:rPr>
-            <w:color w:val="0000EE"/>
-            <w:u w:val="single"/>
-          </w:rPr>
-          <w:t>21:1–5</w:t>
-        </w:r>
-      </w:hyperlink>
+      <w:r>
+        <w:rPr>
+          <w:lang w:val="hi_IN" w:bidi="hi_IN"/>
+        </w:rPr>
+        <w:t>21:1–5</w:t>
+      </w:r>
       <w:r>
         <w:rPr>
           <w:lang w:val="hi_IN" w:bidi="hi_IN"/>
         </w:rPr>
         <w:t>)। जब परमेश्वर ने इसहाक के जन्म की प्रतिज्ञा की, तब उनका का नाम सारै से बदलकर सारा रखा गया (</w:t>
       </w:r>
-      <w:hyperlink r:id="rId67">
-        <w:r>
-          <w:rPr>
-            <w:lang w:val="hi_IN" w:bidi="hi_IN"/>
-          </w:rPr>
-          <w:rPr>
-            <w:color w:val="0000EE"/>
-            <w:u w:val="single"/>
-          </w:rPr>
-          <w:t>उत 17:15–16</w:t>
-        </w:r>
-      </w:hyperlink>
+      <w:r>
+        <w:rPr>
+          <w:lang w:val="hi_IN" w:bidi="hi_IN"/>
+        </w:rPr>
+        <w:t>उत 17:15–16</w:t>
+      </w:r>
       <w:r>
         <w:rPr>
           <w:lang w:val="hi_IN" w:bidi="hi_IN"/>
         </w:rPr>
         <w:t>)। इसहाक के जन्म की भविष्यवाणी सुनकर वह हँसी, फिर भी सारा अपने विश्वास के कारण सम्मानित की जाती है (</w:t>
       </w:r>
-      <w:hyperlink r:id="rId68">
-        <w:r>
-          <w:rPr>
-            <w:lang w:val="hi_IN" w:bidi="hi_IN"/>
-          </w:rPr>
-          <w:rPr>
-            <w:color w:val="0000EE"/>
-            <w:u w:val="single"/>
-          </w:rPr>
-          <w:t>उत 18:10–15</w:t>
-        </w:r>
-      </w:hyperlink>
+      <w:r>
+        <w:rPr>
+          <w:lang w:val="hi_IN" w:bidi="hi_IN"/>
+        </w:rPr>
+        <w:t>उत 18:10–15</w:t>
+      </w:r>
       <w:r>
         <w:rPr>
           <w:lang w:val="hi_IN" w:bidi="hi_IN"/>
@@ -2060,108 +1616,72 @@
         </w:rPr>
         <w:t>सारा की मृत्यु 127 वर्ष की आयु में हुई और उन्हें उस गुफा में मिट्टी दी जिसे अब्राहम ने मकपेला में मोल लिया था (</w:t>
       </w:r>
-      <w:hyperlink r:id="rId69">
-        <w:r>
-          <w:rPr>
-            <w:lang w:val="hi_IN" w:bidi="hi_IN"/>
-          </w:rPr>
-          <w:rPr>
-            <w:color w:val="0000EE"/>
-            <w:u w:val="single"/>
-          </w:rPr>
-          <w:t>उत 23</w:t>
-        </w:r>
-      </w:hyperlink>
+      <w:r>
+        <w:rPr>
+          <w:lang w:val="hi_IN" w:bidi="hi_IN"/>
+        </w:rPr>
+        <w:t>उत 23</w:t>
+      </w:r>
       <w:r>
         <w:rPr>
           <w:lang w:val="hi_IN" w:bidi="hi_IN"/>
         </w:rPr>
         <w:t>)। जैसे अब्राहम इस्राएल देश के पिता कहलाते हैं, वैसे ही सारा इस्राएल की माता के रूप में जानी जाती है (</w:t>
       </w:r>
-      <w:hyperlink r:id="rId70">
-        <w:r>
-          <w:rPr>
-            <w:lang w:val="hi_IN" w:bidi="hi_IN"/>
-          </w:rPr>
-          <w:rPr>
-            <w:color w:val="0000EE"/>
-            <w:u w:val="single"/>
-          </w:rPr>
-          <w:t>यशा 51:2</w:t>
-        </w:r>
-      </w:hyperlink>
+      <w:r>
+        <w:rPr>
+          <w:lang w:val="hi_IN" w:bidi="hi_IN"/>
+        </w:rPr>
+        <w:t>यशा 51:2</w:t>
+      </w:r>
       <w:r>
         <w:rPr>
           <w:lang w:val="hi_IN" w:bidi="hi_IN"/>
         </w:rPr>
         <w:t xml:space="preserve">)। वह अब्राहम के विश्वास की कहानियों में एक महत्वपूर्ण भूमिका निभाती है (देखें </w:t>
       </w:r>
-      <w:hyperlink r:id="rId71">
-        <w:r>
-          <w:rPr>
-            <w:lang w:val="hi_IN" w:bidi="hi_IN"/>
-          </w:rPr>
-          <w:rPr>
-            <w:color w:val="0000EE"/>
-            <w:u w:val="single"/>
-          </w:rPr>
-          <w:t>रोम 4:19</w:t>
-        </w:r>
-      </w:hyperlink>
+      <w:r>
+        <w:rPr>
+          <w:lang w:val="hi_IN" w:bidi="hi_IN"/>
+        </w:rPr>
+        <w:t>रोम 4:19</w:t>
+      </w:r>
       <w:r>
         <w:rPr>
           <w:lang w:val="hi_IN" w:bidi="hi_IN"/>
         </w:rPr>
         <w:t xml:space="preserve">)। सारा विश्वास के द्वारा मसीह में मिलने वाली स्वतंत्रता का प्रतीक है (सारा की सन्तान के रूप में, स्वतंत्र स्त्री) (देखें </w:t>
       </w:r>
-      <w:hyperlink r:id="rId72">
-        <w:r>
-          <w:rPr>
-            <w:lang w:val="hi_IN" w:bidi="hi_IN"/>
-          </w:rPr>
-          <w:rPr>
-            <w:color w:val="0000EE"/>
-            <w:u w:val="single"/>
-          </w:rPr>
-          <w:t>गला 4:21–31</w:t>
-        </w:r>
-      </w:hyperlink>
+      <w:r>
+        <w:rPr>
+          <w:lang w:val="hi_IN" w:bidi="hi_IN"/>
+        </w:rPr>
+        <w:t>गला 4:21–31</w:t>
+      </w:r>
       <w:r>
         <w:rPr>
           <w:lang w:val="hi_IN" w:bidi="hi_IN"/>
         </w:rPr>
         <w:t>)। पतरस उन्हें पवित्र अधीनता के उदाहरण के रूप में उपयोग करते हैं (</w:t>
       </w:r>
-      <w:hyperlink r:id="rId73">
-        <w:r>
-          <w:rPr>
-            <w:lang w:val="hi_IN" w:bidi="hi_IN"/>
-          </w:rPr>
-          <w:rPr>
-            <w:color w:val="0000EE"/>
-            <w:u w:val="single"/>
-          </w:rPr>
-          <w:t>1 पत 3:5–6</w:t>
-        </w:r>
-      </w:hyperlink>
+      <w:r>
+        <w:rPr>
+          <w:lang w:val="hi_IN" w:bidi="hi_IN"/>
+        </w:rPr>
+        <w:t>1 पत 3:5–6</w:t>
+      </w:r>
       <w:r>
         <w:rPr>
           <w:lang w:val="hi_IN" w:bidi="hi_IN"/>
         </w:rPr>
         <w:t>)। इब्रानियों की पुस्तक का लेखक सारा को विश्वास का उदाहरण बताते हैं, क्योंकि उन्होंने परमेश्वर की प्रतिज्ञाओं को पूरा करने की सामर्थ्य पर विश्वास किया (</w:t>
       </w:r>
-      <w:hyperlink r:id="rId74">
-        <w:r>
-          <w:rPr>
-            <w:lang w:val="hi_IN" w:bidi="hi_IN"/>
-          </w:rPr>
-          <w:rPr>
-            <w:color w:val="0000EE"/>
-            <w:u w:val="single"/>
-          </w:rPr>
-          <w:t>इब्रा 11:11–12</w:t>
-        </w:r>
-      </w:hyperlink>
+      <w:r>
+        <w:rPr>
+          <w:lang w:val="hi_IN" w:bidi="hi_IN"/>
+        </w:rPr>
+        <w:t>इब्रा 11:11–12</w:t>
+      </w:r>
       <w:r>
         <w:rPr>
           <w:lang w:val="hi_IN" w:bidi="hi_IN"/>
@@ -2191,234 +1711,156 @@
           <w:lang w:val="hi_IN" w:bidi="hi_IN"/>
         </w:rPr>
       </w:r>
-      <w:hyperlink r:id="rId75">
-        <w:r>
-          <w:rPr>
-            <w:lang w:val="hi_IN" w:bidi="hi_IN"/>
-          </w:rPr>
-          <w:rPr>
-            <w:color w:val="0000EE"/>
-            <w:u w:val="single"/>
-          </w:rPr>
-          <w:t>उत्पत्ति 11:29–31</w:t>
-        </w:r>
-      </w:hyperlink>
+      <w:r>
+        <w:rPr>
+          <w:lang w:val="hi_IN" w:bidi="hi_IN"/>
+        </w:rPr>
+        <w:t>उत्पत्ति 11:29–31</w:t>
+      </w:r>
       <w:r>
         <w:rPr>
           <w:lang w:val="hi_IN" w:bidi="hi_IN"/>
         </w:rPr>
         <w:t xml:space="preserve">; </w:t>
       </w:r>
-      <w:hyperlink r:id="rId57">
-        <w:r>
-          <w:rPr>
-            <w:lang w:val="hi_IN" w:bidi="hi_IN"/>
-          </w:rPr>
-          <w:rPr>
-            <w:color w:val="0000EE"/>
-            <w:u w:val="single"/>
-          </w:rPr>
-          <w:t>12:10–20</w:t>
-        </w:r>
-      </w:hyperlink>
+      <w:r>
+        <w:rPr>
+          <w:lang w:val="hi_IN" w:bidi="hi_IN"/>
+        </w:rPr>
+        <w:t>12:10–20</w:t>
+      </w:r>
       <w:r>
         <w:rPr>
           <w:lang w:val="hi_IN" w:bidi="hi_IN"/>
         </w:rPr>
         <w:t xml:space="preserve">; </w:t>
       </w:r>
-      <w:hyperlink r:id="rId76">
-        <w:r>
-          <w:rPr>
-            <w:lang w:val="hi_IN" w:bidi="hi_IN"/>
-          </w:rPr>
-          <w:rPr>
-            <w:color w:val="0000EE"/>
-            <w:u w:val="single"/>
-          </w:rPr>
-          <w:t>17:15–22</w:t>
-        </w:r>
-      </w:hyperlink>
+      <w:r>
+        <w:rPr>
+          <w:lang w:val="hi_IN" w:bidi="hi_IN"/>
+        </w:rPr>
+        <w:t>17:15–22</w:t>
+      </w:r>
       <w:r>
         <w:rPr>
           <w:lang w:val="hi_IN" w:bidi="hi_IN"/>
         </w:rPr>
         <w:t xml:space="preserve">; </w:t>
       </w:r>
-      <w:hyperlink r:id="rId77">
-        <w:r>
-          <w:rPr>
-            <w:lang w:val="hi_IN" w:bidi="hi_IN"/>
-          </w:rPr>
-          <w:rPr>
-            <w:color w:val="0000EE"/>
-            <w:u w:val="single"/>
-          </w:rPr>
-          <w:t>18:9–15</w:t>
-        </w:r>
-      </w:hyperlink>
+      <w:r>
+        <w:rPr>
+          <w:lang w:val="hi_IN" w:bidi="hi_IN"/>
+        </w:rPr>
+        <w:t>18:9–15</w:t>
+      </w:r>
       <w:r>
         <w:rPr>
           <w:lang w:val="hi_IN" w:bidi="hi_IN"/>
         </w:rPr>
         <w:t xml:space="preserve">; </w:t>
       </w:r>
-      <w:hyperlink r:id="rId58">
-        <w:r>
-          <w:rPr>
-            <w:lang w:val="hi_IN" w:bidi="hi_IN"/>
-          </w:rPr>
-          <w:rPr>
-            <w:color w:val="0000EE"/>
-            <w:u w:val="single"/>
-          </w:rPr>
-          <w:t>20:1–18</w:t>
-        </w:r>
-      </w:hyperlink>
+      <w:r>
+        <w:rPr>
+          <w:lang w:val="hi_IN" w:bidi="hi_IN"/>
+        </w:rPr>
+        <w:t>20:1–18</w:t>
+      </w:r>
       <w:r>
         <w:rPr>
           <w:lang w:val="hi_IN" w:bidi="hi_IN"/>
         </w:rPr>
         <w:t xml:space="preserve">; </w:t>
       </w:r>
-      <w:hyperlink r:id="rId78">
-        <w:r>
-          <w:rPr>
-            <w:lang w:val="hi_IN" w:bidi="hi_IN"/>
-          </w:rPr>
-          <w:rPr>
-            <w:color w:val="0000EE"/>
-            <w:u w:val="single"/>
-          </w:rPr>
-          <w:t>21:1–13</w:t>
-        </w:r>
-      </w:hyperlink>
+      <w:r>
+        <w:rPr>
+          <w:lang w:val="hi_IN" w:bidi="hi_IN"/>
+        </w:rPr>
+        <w:t>21:1–13</w:t>
+      </w:r>
       <w:r>
         <w:rPr>
           <w:lang w:val="hi_IN" w:bidi="hi_IN"/>
         </w:rPr>
         <w:t xml:space="preserve">; </w:t>
       </w:r>
-      <w:hyperlink r:id="rId69">
-        <w:r>
-          <w:rPr>
-            <w:lang w:val="hi_IN" w:bidi="hi_IN"/>
-          </w:rPr>
-          <w:rPr>
-            <w:color w:val="0000EE"/>
-            <w:u w:val="single"/>
-          </w:rPr>
-          <w:t>23:1–20</w:t>
-        </w:r>
-      </w:hyperlink>
+      <w:r>
+        <w:rPr>
+          <w:lang w:val="hi_IN" w:bidi="hi_IN"/>
+        </w:rPr>
+        <w:t>23:1–20</w:t>
+      </w:r>
       <w:r>
         <w:rPr>
           <w:lang w:val="hi_IN" w:bidi="hi_IN"/>
         </w:rPr>
         <w:t xml:space="preserve">; </w:t>
       </w:r>
-      <w:hyperlink r:id="rId70">
-        <w:r>
-          <w:rPr>
-            <w:lang w:val="hi_IN" w:bidi="hi_IN"/>
-          </w:rPr>
-          <w:rPr>
-            <w:color w:val="0000EE"/>
-            <w:u w:val="single"/>
-          </w:rPr>
-          <w:t>यशायाह 51:2</w:t>
-        </w:r>
-      </w:hyperlink>
+      <w:r>
+        <w:rPr>
+          <w:lang w:val="hi_IN" w:bidi="hi_IN"/>
+        </w:rPr>
+        <w:t>यशायाह 51:2</w:t>
+      </w:r>
       <w:r>
         <w:rPr>
           <w:lang w:val="hi_IN" w:bidi="hi_IN"/>
         </w:rPr>
         <w:t xml:space="preserve">; </w:t>
       </w:r>
-      <w:hyperlink r:id="rId71">
-        <w:r>
-          <w:rPr>
-            <w:lang w:val="hi_IN" w:bidi="hi_IN"/>
-          </w:rPr>
-          <w:rPr>
-            <w:color w:val="0000EE"/>
-            <w:u w:val="single"/>
-          </w:rPr>
-          <w:t>रोमियों 4:19</w:t>
-        </w:r>
-      </w:hyperlink>
+      <w:r>
+        <w:rPr>
+          <w:lang w:val="hi_IN" w:bidi="hi_IN"/>
+        </w:rPr>
+        <w:t>रोमियों 4:19</w:t>
+      </w:r>
       <w:r>
         <w:rPr>
           <w:lang w:val="hi_IN" w:bidi="hi_IN"/>
         </w:rPr>
         <w:t xml:space="preserve">; </w:t>
       </w:r>
-      <w:hyperlink r:id="rId79">
-        <w:r>
-          <w:rPr>
-            <w:lang w:val="hi_IN" w:bidi="hi_IN"/>
-          </w:rPr>
-          <w:rPr>
-            <w:color w:val="0000EE"/>
-            <w:u w:val="single"/>
-          </w:rPr>
-          <w:t>9:6–9</w:t>
-        </w:r>
-      </w:hyperlink>
+      <w:r>
+        <w:rPr>
+          <w:lang w:val="hi_IN" w:bidi="hi_IN"/>
+        </w:rPr>
+        <w:t>9:6–9</w:t>
+      </w:r>
       <w:r>
         <w:rPr>
           <w:lang w:val="hi_IN" w:bidi="hi_IN"/>
         </w:rPr>
         <w:t xml:space="preserve">; </w:t>
       </w:r>
-      <w:hyperlink r:id="rId72">
-        <w:r>
-          <w:rPr>
-            <w:lang w:val="hi_IN" w:bidi="hi_IN"/>
-          </w:rPr>
-          <w:rPr>
-            <w:color w:val="0000EE"/>
-            <w:u w:val="single"/>
-          </w:rPr>
-          <w:t>गलातियों 4:21–31</w:t>
-        </w:r>
-      </w:hyperlink>
+      <w:r>
+        <w:rPr>
+          <w:lang w:val="hi_IN" w:bidi="hi_IN"/>
+        </w:rPr>
+        <w:t>गलातियों 4:21–31</w:t>
+      </w:r>
       <w:r>
         <w:rPr>
           <w:lang w:val="hi_IN" w:bidi="hi_IN"/>
         </w:rPr>
         <w:t xml:space="preserve">; </w:t>
       </w:r>
-      <w:hyperlink r:id="rId74">
-        <w:r>
-          <w:rPr>
-            <w:lang w:val="hi_IN" w:bidi="hi_IN"/>
-          </w:rPr>
-          <w:rPr>
-            <w:color w:val="0000EE"/>
-            <w:u w:val="single"/>
-          </w:rPr>
-          <w:t>इब्रानियों 11:11–12</w:t>
-        </w:r>
-      </w:hyperlink>
+      <w:r>
+        <w:rPr>
+          <w:lang w:val="hi_IN" w:bidi="hi_IN"/>
+        </w:rPr>
+        <w:t>इब्रानियों 11:11–12</w:t>
+      </w:r>
       <w:r>
         <w:rPr>
           <w:lang w:val="hi_IN" w:bidi="hi_IN"/>
         </w:rPr>
         <w:t xml:space="preserve">; </w:t>
       </w:r>
-      <w:hyperlink r:id="rId80">
-        <w:r>
-          <w:rPr>
-            <w:lang w:val="hi_IN" w:bidi="hi_IN"/>
-          </w:rPr>
-          <w:rPr>
-            <w:color w:val="0000EE"/>
-            <w:u w:val="single"/>
-          </w:rPr>
-          <w:t>1 पतरस 3:6</w:t>
-        </w:r>
-      </w:hyperlink>
+      <w:r>
+        <w:rPr>
+          <w:lang w:val="hi_IN" w:bidi="hi_IN"/>
+        </w:rPr>
+        <w:t>1 पतरस 3:6</w:t>
+      </w:r>
       <w:r>
         <w:rPr>
           <w:lang w:val="hi_IN" w:bidi="hi_IN"/>
@@ -2473,18 +1915,12 @@
         </w:rPr>
         <w:t>सुलैमान इस्राएल के तीसरे राजा और दाऊद और बतशेबा के दूसरे पुत्र थे (</w:t>
       </w:r>
-      <w:hyperlink r:id="rId81">
-        <w:r>
-          <w:rPr>
-            <w:lang w:val="hi_IN" w:bidi="hi_IN"/>
-          </w:rPr>
-          <w:rPr>
-            <w:color w:val="0000EE"/>
-            <w:u w:val="single"/>
-          </w:rPr>
-          <w:t>2 शमू 12:13–25</w:t>
-        </w:r>
-      </w:hyperlink>
+      <w:r>
+        <w:rPr>
+          <w:lang w:val="hi_IN" w:bidi="hi_IN"/>
+        </w:rPr>
+        <w:t>2 शमू 12:13–25</w:t>
+      </w:r>
       <w:r>
         <w:rPr>
           <w:lang w:val="hi_IN" w:bidi="hi_IN"/>
@@ -2505,90 +1941,60 @@
         </w:rPr>
         <w:t>जब राजा दाऊद की मृत्यु निकट थी, तब उनके पुत्र अदोनिय्याह ने एब्यातार याजक और योआब सेनापति के समर्थन से स्वयं को राजा बनाने का प्रयास किया (</w:t>
       </w:r>
-      <w:hyperlink r:id="rId82">
-        <w:r>
-          <w:rPr>
-            <w:lang w:val="hi_IN" w:bidi="hi_IN"/>
-          </w:rPr>
-          <w:rPr>
-            <w:color w:val="0000EE"/>
-            <w:u w:val="single"/>
-          </w:rPr>
-          <w:t>1 रा 1:1–53</w:t>
-        </w:r>
-      </w:hyperlink>
+      <w:r>
+        <w:rPr>
+          <w:lang w:val="hi_IN" w:bidi="hi_IN"/>
+        </w:rPr>
+        <w:t>1 रा 1:1–53</w:t>
+      </w:r>
       <w:r>
         <w:rPr>
           <w:lang w:val="hi_IN" w:bidi="hi_IN"/>
         </w:rPr>
         <w:t>)। हालाँकि, राज्य सुलैमान को देने का वादा किया गया था (</w:t>
       </w:r>
-      <w:hyperlink r:id="rId83">
-        <w:r>
-          <w:rPr>
-            <w:lang w:val="hi_IN" w:bidi="hi_IN"/>
-          </w:rPr>
-          <w:rPr>
-            <w:color w:val="0000EE"/>
-            <w:u w:val="single"/>
-          </w:rPr>
-          <w:t>1 रा 1:17</w:t>
-        </w:r>
-      </w:hyperlink>
+      <w:r>
+        <w:rPr>
+          <w:lang w:val="hi_IN" w:bidi="hi_IN"/>
+        </w:rPr>
+        <w:t>1 रा 1:17</w:t>
+      </w:r>
       <w:r>
         <w:rPr>
           <w:lang w:val="hi_IN" w:bidi="hi_IN"/>
         </w:rPr>
         <w:t xml:space="preserve">; देखें </w:t>
       </w:r>
-      <w:hyperlink r:id="rId84">
-        <w:r>
-          <w:rPr>
-            <w:lang w:val="hi_IN" w:bidi="hi_IN"/>
-          </w:rPr>
-          <w:rPr>
-            <w:color w:val="0000EE"/>
-            <w:u w:val="single"/>
-          </w:rPr>
-          <w:t>2 शमू 12:24–25</w:t>
-        </w:r>
-      </w:hyperlink>
+      <w:r>
+        <w:rPr>
+          <w:lang w:val="hi_IN" w:bidi="hi_IN"/>
+        </w:rPr>
+        <w:t>2 शमू 12:24–25</w:t>
+      </w:r>
       <w:r>
         <w:rPr>
           <w:lang w:val="hi_IN" w:bidi="hi_IN"/>
         </w:rPr>
         <w:t xml:space="preserve">; </w:t>
       </w:r>
-      <w:hyperlink r:id="rId85">
-        <w:r>
-          <w:rPr>
-            <w:lang w:val="hi_IN" w:bidi="hi_IN"/>
-          </w:rPr>
-          <w:rPr>
-            <w:color w:val="0000EE"/>
-            <w:u w:val="single"/>
-          </w:rPr>
-          <w:t>1 इति 28:4–7</w:t>
-        </w:r>
-      </w:hyperlink>
+      <w:r>
+        <w:rPr>
+          <w:lang w:val="hi_IN" w:bidi="hi_IN"/>
+        </w:rPr>
+        <w:t>1 इति 28:4–7</w:t>
+      </w:r>
       <w:r>
         <w:rPr>
           <w:lang w:val="hi_IN" w:bidi="hi_IN"/>
         </w:rPr>
         <w:t>)। इसलिए, बतशेबा और भविष्यद्वक्ता नातान ने दाऊद को अदोनिय्याह की योजनाओं के बारे में बताया। दाऊद ने तुरंत सुलैमान को आधिकारिक रूप से राजा घोषित करने की व्यवस्था की। फिर, दाऊद ने सुलैमान को परमेश्वर के प्रति विश्वासयोग्य बने रहने की सम्मति दी (</w:t>
       </w:r>
-      <w:hyperlink r:id="rId86">
-        <w:r>
-          <w:rPr>
-            <w:lang w:val="hi_IN" w:bidi="hi_IN"/>
-          </w:rPr>
-          <w:rPr>
-            <w:color w:val="0000EE"/>
-            <w:u w:val="single"/>
-          </w:rPr>
-          <w:t>1 रा 2:1–9</w:t>
-        </w:r>
-      </w:hyperlink>
+      <w:r>
+        <w:rPr>
+          <w:lang w:val="hi_IN" w:bidi="hi_IN"/>
+        </w:rPr>
+        <w:t>1 रा 2:1–9</w:t>
+      </w:r>
       <w:r>
         <w:rPr>
           <w:lang w:val="hi_IN" w:bidi="hi_IN"/>
@@ -2627,18 +2033,12 @@
         </w:rPr>
         <w:t>उन्होंने बुद्धिमानी से शासन किया (</w:t>
       </w:r>
-      <w:hyperlink r:id="rId87">
-        <w:r>
-          <w:rPr>
-            <w:lang w:val="hi_IN" w:bidi="hi_IN"/>
-          </w:rPr>
-          <w:rPr>
-            <w:color w:val="0000EE"/>
-            <w:u w:val="single"/>
-          </w:rPr>
-          <w:t>1 रा 3:16–28</w:t>
-        </w:r>
-      </w:hyperlink>
+      <w:r>
+        <w:rPr>
+          <w:lang w:val="hi_IN" w:bidi="hi_IN"/>
+        </w:rPr>
+        <w:t>1 रा 3:16–28</w:t>
+      </w:r>
       <w:r>
         <w:rPr>
           <w:lang w:val="hi_IN" w:bidi="hi_IN"/>
@@ -2663,18 +2063,12 @@
         </w:rPr>
         <w:t>उन्होंने विश्वव्यापी सम्मान प्राप्त किया (</w:t>
       </w:r>
-      <w:hyperlink r:id="rId88">
-        <w:r>
-          <w:rPr>
-            <w:lang w:val="hi_IN" w:bidi="hi_IN"/>
-          </w:rPr>
-          <w:rPr>
-            <w:color w:val="0000EE"/>
-            <w:u w:val="single"/>
-          </w:rPr>
-          <w:t>1 रा 4:20–34</w:t>
-        </w:r>
-      </w:hyperlink>
+      <w:r>
+        <w:rPr>
+          <w:lang w:val="hi_IN" w:bidi="hi_IN"/>
+        </w:rPr>
+        <w:t>1 रा 4:20–34</w:t>
+      </w:r>
       <w:r>
         <w:rPr>
           <w:lang w:val="hi_IN" w:bidi="hi_IN"/>
@@ -2726,18 +2120,12 @@
         </w:rPr>
         <w:t>)। उन्होंने यरूशलेम में मन्दिर (यहोवा का भवन) और अपने राजभवन का निर्माण भी किया। उन्होंने व्यापार का विस्तार किया और इस्राएल की धन-सम्पत्ति और सुरक्षा को बढ़ाया। उनकी बुद्धि और धन-सम्पत्ति कीर्तिमय थे। शेबा की रानी स्वयं उन्हें देखने के लिए यरूशलेम में आई (</w:t>
       </w:r>
-      <w:hyperlink r:id="rId89">
-        <w:r>
-          <w:rPr>
-            <w:lang w:val="hi_IN" w:bidi="hi_IN"/>
-          </w:rPr>
-          <w:rPr>
-            <w:color w:val="0000EE"/>
-            <w:u w:val="single"/>
-          </w:rPr>
-          <w:t>1 रा 10:1–29</w:t>
-        </w:r>
-      </w:hyperlink>
+      <w:r>
+        <w:rPr>
+          <w:lang w:val="hi_IN" w:bidi="hi_IN"/>
+        </w:rPr>
+        <w:t>1 रा 10:1–29</w:t>
+      </w:r>
       <w:r>
         <w:rPr>
           <w:lang w:val="hi_IN" w:bidi="hi_IN"/>
@@ -2758,18 +2146,12 @@
         </w:rPr>
         <w:t>सुलैमान ने कई विदेशी सन्धियाँ की और अनेक अन्यजाति स्त्रियों से विवाह किया, जिसकी शुरुआत मिस्र के फिरौन की बेटी से हुई (</w:t>
       </w:r>
-      <w:hyperlink r:id="rId90">
-        <w:r>
-          <w:rPr>
-            <w:lang w:val="hi_IN" w:bidi="hi_IN"/>
-          </w:rPr>
-          <w:rPr>
-            <w:color w:val="0000EE"/>
-            <w:u w:val="single"/>
-          </w:rPr>
-          <w:t>1 रा 3:1</w:t>
-        </w:r>
-      </w:hyperlink>
+      <w:r>
+        <w:rPr>
+          <w:lang w:val="hi_IN" w:bidi="hi_IN"/>
+        </w:rPr>
+        <w:t>1 रा 3:1</w:t>
+      </w:r>
       <w:r>
         <w:rPr>
           <w:lang w:val="hi_IN" w:bidi="hi_IN"/>
@@ -2790,36 +2172,24 @@
         </w:rPr>
         <w:t>फिर भी, नए नियम में सुलैमान की बुद्धि और महिमा को एक ऐसा उदाहरण माना गया है जिससे अन्य लोगों का न्याय किया जाता है। यीशु परमेश्वर की बुद्धि का देहधारी रूप है (अर्थात् मनुष्य रूप में परमेश्वर की बुद्धि), जो सुलैमान से कहीं अधिक महान है (</w:t>
       </w:r>
-      <w:hyperlink r:id="rId91">
-        <w:r>
-          <w:rPr>
-            <w:lang w:val="hi_IN" w:bidi="hi_IN"/>
-          </w:rPr>
-          <w:rPr>
-            <w:color w:val="0000EE"/>
-            <w:u w:val="single"/>
-          </w:rPr>
-          <w:t>मत्ती 12:42</w:t>
-        </w:r>
-      </w:hyperlink>
+      <w:r>
+        <w:rPr>
+          <w:lang w:val="hi_IN" w:bidi="hi_IN"/>
+        </w:rPr>
+        <w:t>मत्ती 12:42</w:t>
+      </w:r>
       <w:r>
         <w:rPr>
           <w:lang w:val="hi_IN" w:bidi="hi_IN"/>
         </w:rPr>
         <w:t xml:space="preserve">; </w:t>
       </w:r>
-      <w:hyperlink r:id="rId92">
-        <w:r>
-          <w:rPr>
-            <w:lang w:val="hi_IN" w:bidi="hi_IN"/>
-          </w:rPr>
-          <w:rPr>
-            <w:color w:val="0000EE"/>
-            <w:u w:val="single"/>
-          </w:rPr>
-          <w:t>लूका 11:31</w:t>
-        </w:r>
-      </w:hyperlink>
+      <w:r>
+        <w:rPr>
+          <w:lang w:val="hi_IN" w:bidi="hi_IN"/>
+        </w:rPr>
+        <w:t>लूका 11:31</w:t>
+      </w:r>
       <w:r>
         <w:rPr>
           <w:lang w:val="hi_IN" w:bidi="hi_IN"/>
@@ -2849,180 +2219,120 @@
           <w:lang w:val="hi_IN" w:bidi="hi_IN"/>
         </w:rPr>
       </w:r>
-      <w:hyperlink r:id="rId84">
-        <w:r>
-          <w:rPr>
-            <w:lang w:val="hi_IN" w:bidi="hi_IN"/>
-          </w:rPr>
-          <w:rPr>
-            <w:color w:val="0000EE"/>
-            <w:u w:val="single"/>
-          </w:rPr>
-          <w:t>2 शमूएल 12:24–25</w:t>
-        </w:r>
-      </w:hyperlink>
+      <w:r>
+        <w:rPr>
+          <w:lang w:val="hi_IN" w:bidi="hi_IN"/>
+        </w:rPr>
+        <w:t>2 शमूएल 12:24–25</w:t>
+      </w:r>
       <w:r>
         <w:rPr>
           <w:lang w:val="hi_IN" w:bidi="hi_IN"/>
         </w:rPr>
         <w:t xml:space="preserve">; </w:t>
       </w:r>
-      <w:hyperlink r:id="rId93">
-        <w:r>
-          <w:rPr>
-            <w:lang w:val="hi_IN" w:bidi="hi_IN"/>
-          </w:rPr>
-          <w:rPr>
-            <w:color w:val="0000EE"/>
-            <w:u w:val="single"/>
-          </w:rPr>
-          <w:t>1 राजाओं 1:1–11:43</w:t>
-        </w:r>
-      </w:hyperlink>
+      <w:r>
+        <w:rPr>
+          <w:lang w:val="hi_IN" w:bidi="hi_IN"/>
+        </w:rPr>
+        <w:t>1 राजाओं 1:1–11:43</w:t>
+      </w:r>
       <w:r>
         <w:rPr>
           <w:lang w:val="hi_IN" w:bidi="hi_IN"/>
         </w:rPr>
         <w:t xml:space="preserve">; </w:t>
       </w:r>
-      <w:hyperlink r:id="rId94">
-        <w:r>
-          <w:rPr>
-            <w:lang w:val="hi_IN" w:bidi="hi_IN"/>
-          </w:rPr>
-          <w:rPr>
-            <w:color w:val="0000EE"/>
-            <w:u w:val="single"/>
-          </w:rPr>
-          <w:t>2 इतिहास 1:1–9:31</w:t>
-        </w:r>
-      </w:hyperlink>
+      <w:r>
+        <w:rPr>
+          <w:lang w:val="hi_IN" w:bidi="hi_IN"/>
+        </w:rPr>
+        <w:t>2 इतिहास 1:1–9:31</w:t>
+      </w:r>
       <w:r>
         <w:rPr>
           <w:lang w:val="hi_IN" w:bidi="hi_IN"/>
         </w:rPr>
         <w:t xml:space="preserve">; </w:t>
       </w:r>
-      <w:hyperlink r:id="rId95">
-        <w:r>
-          <w:rPr>
-            <w:lang w:val="hi_IN" w:bidi="hi_IN"/>
-          </w:rPr>
-          <w:rPr>
-            <w:color w:val="0000EE"/>
-            <w:u w:val="single"/>
-          </w:rPr>
-          <w:t>भजन संहिता 72:1–20</w:t>
-        </w:r>
-      </w:hyperlink>
+      <w:r>
+        <w:rPr>
+          <w:lang w:val="hi_IN" w:bidi="hi_IN"/>
+        </w:rPr>
+        <w:t>भजन संहिता 72:1–20</w:t>
+      </w:r>
       <w:r>
         <w:rPr>
           <w:lang w:val="hi_IN" w:bidi="hi_IN"/>
         </w:rPr>
         <w:t xml:space="preserve">; </w:t>
       </w:r>
-      <w:hyperlink r:id="rId96">
-        <w:r>
-          <w:rPr>
-            <w:lang w:val="hi_IN" w:bidi="hi_IN"/>
-          </w:rPr>
-          <w:rPr>
-            <w:color w:val="0000EE"/>
-            <w:u w:val="single"/>
-          </w:rPr>
-          <w:t>127:1–5</w:t>
-        </w:r>
-      </w:hyperlink>
+      <w:r>
+        <w:rPr>
+          <w:lang w:val="hi_IN" w:bidi="hi_IN"/>
+        </w:rPr>
+        <w:t>127:1–5</w:t>
+      </w:r>
       <w:r>
         <w:rPr>
           <w:lang w:val="hi_IN" w:bidi="hi_IN"/>
         </w:rPr>
         <w:t xml:space="preserve">; </w:t>
       </w:r>
-      <w:hyperlink r:id="rId97">
-        <w:r>
-          <w:rPr>
-            <w:lang w:val="hi_IN" w:bidi="hi_IN"/>
-          </w:rPr>
-          <w:rPr>
-            <w:color w:val="0000EE"/>
-            <w:u w:val="single"/>
-          </w:rPr>
-          <w:t>नीतिवचन 1:1</w:t>
-        </w:r>
-      </w:hyperlink>
+      <w:r>
+        <w:rPr>
+          <w:lang w:val="hi_IN" w:bidi="hi_IN"/>
+        </w:rPr>
+        <w:t>नीतिवचन 1:1</w:t>
+      </w:r>
       <w:r>
         <w:rPr>
           <w:lang w:val="hi_IN" w:bidi="hi_IN"/>
         </w:rPr>
         <w:t xml:space="preserve">; </w:t>
       </w:r>
-      <w:hyperlink r:id="rId98">
-        <w:r>
-          <w:rPr>
-            <w:lang w:val="hi_IN" w:bidi="hi_IN"/>
-          </w:rPr>
-          <w:rPr>
-            <w:color w:val="0000EE"/>
-            <w:u w:val="single"/>
-          </w:rPr>
-          <w:t>मत्ती 6:28–30</w:t>
-        </w:r>
-      </w:hyperlink>
+      <w:r>
+        <w:rPr>
+          <w:lang w:val="hi_IN" w:bidi="hi_IN"/>
+        </w:rPr>
+        <w:t>मत्ती 6:28–30</w:t>
+      </w:r>
       <w:r>
         <w:rPr>
           <w:lang w:val="hi_IN" w:bidi="hi_IN"/>
         </w:rPr>
         <w:t xml:space="preserve">; </w:t>
       </w:r>
-      <w:hyperlink r:id="rId91">
-        <w:r>
-          <w:rPr>
-            <w:lang w:val="hi_IN" w:bidi="hi_IN"/>
-          </w:rPr>
-          <w:rPr>
-            <w:color w:val="0000EE"/>
-            <w:u w:val="single"/>
-          </w:rPr>
-          <w:t>12:42</w:t>
-        </w:r>
-      </w:hyperlink>
+      <w:r>
+        <w:rPr>
+          <w:lang w:val="hi_IN" w:bidi="hi_IN"/>
+        </w:rPr>
+        <w:t>12:42</w:t>
+      </w:r>
       <w:r>
         <w:rPr>
           <w:lang w:val="hi_IN" w:bidi="hi_IN"/>
         </w:rPr>
         <w:t xml:space="preserve">; </w:t>
       </w:r>
-      <w:hyperlink r:id="rId92">
-        <w:r>
-          <w:rPr>
-            <w:lang w:val="hi_IN" w:bidi="hi_IN"/>
-          </w:rPr>
-          <w:rPr>
-            <w:color w:val="0000EE"/>
-            <w:u w:val="single"/>
-          </w:rPr>
-          <w:t>लूका 11:31</w:t>
-        </w:r>
-      </w:hyperlink>
+      <w:r>
+        <w:rPr>
+          <w:lang w:val="hi_IN" w:bidi="hi_IN"/>
+        </w:rPr>
+        <w:t>लूका 11:31</w:t>
+      </w:r>
       <w:r>
         <w:rPr>
           <w:lang w:val="hi_IN" w:bidi="hi_IN"/>
         </w:rPr>
         <w:t xml:space="preserve">; </w:t>
       </w:r>
-      <w:hyperlink r:id="rId99">
-        <w:r>
-          <w:rPr>
-            <w:lang w:val="hi_IN" w:bidi="hi_IN"/>
-          </w:rPr>
-          <w:rPr>
-            <w:color w:val="0000EE"/>
-            <w:u w:val="single"/>
-          </w:rPr>
-          <w:t>12:27</w:t>
-        </w:r>
-      </w:hyperlink>
+      <w:r>
+        <w:rPr>
+          <w:lang w:val="hi_IN" w:bidi="hi_IN"/>
+        </w:rPr>
+        <w:t>12:27</w:t>
+      </w:r>
       <w:r>
         <w:rPr>
           <w:lang w:val="hi_IN" w:bidi="hi_IN"/>
